--- a/docs/PPM-1129/PPM-1129-agent-ready-api-surface-proposal.docx
+++ b/docs/PPM-1129/PPM-1129-agent-ready-api-surface-proposal.docx
@@ -2,55 +2,69 @@
 <file path=word/document.xml><?xml version="1.0" encoding="utf-8"?>
 <w:document xmlns:w="http://schemas.openxmlformats.org/wordprocessingml/2006/main" xmlns:m="http://schemas.openxmlformats.org/officeDocument/2006/math" xmlns:r="http://schemas.openxmlformats.org/officeDocument/2006/relationships" xmlns:o="urn:schemas-microsoft-com:office:office" xmlns:v="urn:schemas-microsoft-com:vml" xmlns:w10="urn:schemas-microsoft-com:office:word" xmlns:a="http://schemas.openxmlformats.org/drawingml/2006/main" xmlns:pic="http://schemas.openxmlformats.org/drawingml/2006/picture" xmlns:wp="http://schemas.openxmlformats.org/drawingml/2006/wordprocessingDrawing">
   <w:body>
-    <w:bookmarkStart w:id="25" w:name="Xdf72d301a298dd1eee3fe396ccea388ddc1addc"/>
+    <w:bookmarkStart w:id="26" w:name="Xdf72d301a298dd1eee3fe396ccea388ddc1addc"/>
     <w:p>
       <w:pPr>
         <w:pStyle w:val="Heading1"/>
       </w:pPr>
       <w:r>
-        <w:t xml:space="preserve">Proposal: Merge "Agent Ready OpenAPI Spec" into PPM-1129</w:t>
+        <w:t xml:space="preserve">Proposal: Merge</w:t>
+      </w:r>
+      <w:r>
+        <w:t xml:space="preserve"> </w:t>
+      </w:r>
+      <w:r>
+        <w:t xml:space="preserve">“Agent Ready OpenAPI Spec”</w:t>
+      </w:r>
+      <w:r>
+        <w:t xml:space="preserve"> </w:t>
+      </w:r>
+      <w:r>
+        <w:t xml:space="preserve">into PPM-1129</w:t>
       </w:r>
     </w:p>
     <w:tbl>
       <w:tblPr>
         <w:tblStyle w:val="Table"/>
-        <w:tblW w:w="10080" w:type="dxa"/>
-        <w:tblLook w:firstRow="1" w:lastRow="0" w:firstColumn="0" w:lastColumn="0" w:noHBand="0" w:noVBand="0" w:val="0020"/>
+        <w:tblW w:type="pct" w:w="5000"/>
+        <w:tblLayout w:type="fixed"/>
+        <w:tblLook w:firstRow="0" w:lastRow="0" w:firstColumn="0" w:lastColumn="0" w:noHBand="0" w:noVBand="0" w:val="0000"/>
       </w:tblPr>
       <w:tblGrid>
-        <w:gridCol w:w="1706"/>
-        <w:gridCol w:w="8374"/>
+        <w:gridCol w:w="3960"/>
+        <w:gridCol w:w="3960"/>
       </w:tblGrid>
       <w:tr>
-        <w:trPr>
-          <w:tblHeader w:val="on"/>
-        </w:trPr>
-        <w:tc>
-          <w:tcPr>
-            <w:tcW w:w="1706" w:type="dxa"/>
-          </w:tcPr>
-          <w:p>
-            <w:pPr>
-              <w:pStyle w:val="Compact"/>
-            </w:pPr>
-          </w:p>
-        </w:tc>
-        <w:tc>
-          <w:tcPr>
-            <w:tcW w:w="8374" w:type="dxa"/>
-          </w:tcPr>
-          <w:p>
-            <w:pPr>
-              <w:pStyle w:val="Compact"/>
-            </w:pPr>
+        <w:tc>
+          <w:tcPr/>
+          <w:p>
+            <w:pPr>
+              <w:pStyle w:val="Compact"/>
+            </w:pPr>
+            <w:r>
+              <w:rPr>
+                <w:b/>
+                <w:bCs/>
+              </w:rPr>
+              <w:t xml:space="preserve">Status</w:t>
+            </w:r>
+          </w:p>
+        </w:tc>
+        <w:tc>
+          <w:tcPr/>
+          <w:p>
+            <w:pPr>
+              <w:pStyle w:val="Compact"/>
+            </w:pPr>
+            <w:r>
+              <w:t xml:space="preserve">Draft for review</w:t>
+            </w:r>
           </w:p>
         </w:tc>
       </w:tr>
       <w:tr>
         <w:tc>
-          <w:tcPr>
-            <w:tcW w:w="1706" w:type="dxa"/>
-          </w:tcPr>
+          <w:tcPr/>
           <w:p>
             <w:pPr>
               <w:pStyle w:val="Compact"/>
@@ -60,29 +74,25 @@
                 <w:b/>
                 <w:bCs/>
               </w:rPr>
-              <w:t xml:space="preserve">Status</w:t>
-            </w:r>
-          </w:p>
-        </w:tc>
-        <w:tc>
-          <w:tcPr>
-            <w:tcW w:w="8374" w:type="dxa"/>
-          </w:tcPr>
-          <w:p>
-            <w:pPr>
-              <w:pStyle w:val="Compact"/>
-            </w:pPr>
-            <w:r>
-              <w:t xml:space="preserve">Draft for review</w:t>
+              <w:t xml:space="preserve">Date</w:t>
+            </w:r>
+          </w:p>
+        </w:tc>
+        <w:tc>
+          <w:tcPr/>
+          <w:p>
+            <w:pPr>
+              <w:pStyle w:val="Compact"/>
+            </w:pPr>
+            <w:r>
+              <w:t xml:space="preserve">2026-09-28</w:t>
             </w:r>
           </w:p>
         </w:tc>
       </w:tr>
       <w:tr>
         <w:tc>
-          <w:tcPr>
-            <w:tcW w:w="1706" w:type="dxa"/>
-          </w:tcPr>
+          <w:tcPr/>
           <w:p>
             <w:pPr>
               <w:pStyle w:val="Compact"/>
@@ -92,29 +102,25 @@
                 <w:b/>
                 <w:bCs/>
               </w:rPr>
-              <w:t xml:space="preserve">Date</w:t>
-            </w:r>
-          </w:p>
-        </w:tc>
-        <w:tc>
-          <w:tcPr>
-            <w:tcW w:w="8374" w:type="dxa"/>
-          </w:tcPr>
-          <w:p>
-            <w:pPr>
-              <w:pStyle w:val="Compact"/>
-            </w:pPr>
-            <w:r>
-              <w:t xml:space="preserve">2026-09-28</w:t>
+              <w:t xml:space="preserve">Audience</w:t>
+            </w:r>
+          </w:p>
+        </w:tc>
+        <w:tc>
+          <w:tcPr/>
+          <w:p>
+            <w:pPr>
+              <w:pStyle w:val="Compact"/>
+            </w:pPr>
+            <w:r>
+              <w:t xml:space="preserve">Geeta Zanvar, Elima Sugunan, Nick Mathison; ARB and CTC reviewers</w:t>
             </w:r>
           </w:p>
         </w:tc>
       </w:tr>
       <w:tr>
         <w:tc>
-          <w:tcPr>
-            <w:tcW w:w="1706" w:type="dxa"/>
-          </w:tcPr>
+          <w:tcPr/>
           <w:p>
             <w:pPr>
               <w:pStyle w:val="Compact"/>
@@ -124,46 +130,12 @@
                 <w:b/>
                 <w:bCs/>
               </w:rPr>
-              <w:t xml:space="preserve">Audience</w:t>
-            </w:r>
-          </w:p>
-        </w:tc>
-        <w:tc>
-          <w:tcPr>
-            <w:tcW w:w="8374" w:type="dxa"/>
-          </w:tcPr>
-          <w:p>
-            <w:pPr>
-              <w:pStyle w:val="Compact"/>
-            </w:pPr>
-            <w:r>
-              <w:t xml:space="preserve">Geeta Zanvar, Elima Sugunan, Nick Mathison; ARB and CTC reviewers</w:t>
-            </w:r>
-          </w:p>
-        </w:tc>
-      </w:tr>
-      <w:tr>
-        <w:tc>
-          <w:tcPr>
-            <w:tcW w:w="1706" w:type="dxa"/>
-          </w:tcPr>
-          <w:p>
-            <w:pPr>
-              <w:pStyle w:val="Compact"/>
-            </w:pPr>
-            <w:r>
-              <w:rPr>
-                <w:b/>
-                <w:bCs/>
-              </w:rPr>
               <w:t xml:space="preserve">Concerns</w:t>
             </w:r>
           </w:p>
         </w:tc>
         <w:tc>
-          <w:tcPr>
-            <w:tcW w:w="8374" w:type="dxa"/>
-          </w:tcPr>
+          <w:tcPr/>
           <w:p>
             <w:pPr>
               <w:pStyle w:val="Compact"/>
@@ -186,7 +158,13 @@
               <w:t xml:space="preserve"> </w:t>
             </w:r>
             <w:r>
-              <w:t xml:space="preserve">page ("Agent Ready Open API Spec"); DLPXECO-14529</w:t>
+              <w:t xml:space="preserve">page (</w:t>
+            </w:r>
+            <w:r>
+              <w:t xml:space="preserve">“Agent Ready Open API Spec”</w:t>
+            </w:r>
+            <w:r>
+              <w:t xml:space="preserve">); DLPXECO-14529</w:t>
             </w:r>
           </w:p>
         </w:tc>
@@ -275,7 +253,7 @@
         <w:t xml:space="preserve">Why these are one piece of work, not two</w:t>
       </w:r>
     </w:p>
-    <w:bookmarkStart w:id="11" w:name="Xccf1a8b1d26c2f606fb4856dc2cfb26711a80cd"/>
+    <w:bookmarkStart w:id="11" w:name="X6009f4396b696ca6b147859051eee5b8e65ca28"/>
     <w:p>
       <w:pPr>
         <w:pStyle w:val="Heading3"/>
@@ -428,7 +406,7 @@
       </w:r>
     </w:p>
     <w:bookmarkEnd w:id="11"/>
-    <w:bookmarkStart w:id="12" w:name="X3291102ee517722be96b5654d418c6a73440cc7"/>
+    <w:bookmarkStart w:id="12" w:name="both-compete-for-one-scarce-field"/>
     <w:p>
       <w:pPr>
         <w:pStyle w:val="Heading3"/>
@@ -627,7 +605,7 @@
       </w:r>
     </w:p>
     <w:bookmarkEnd w:id="12"/>
-    <w:bookmarkStart w:id="13" w:name="Xf5bf1de5c4c50180a7249e7134642891efb7e99"/>
+    <w:bookmarkStart w:id="13" w:name="X8b4a65d93aec65e63182a66978b9208ab30b38a"/>
     <w:p>
       <w:pPr>
         <w:pStyle w:val="Heading3"/>
@@ -641,7 +619,13 @@
         <w:pStyle w:val="FirstParagraph"/>
       </w:pPr>
       <w:r>
-        <w:t xml:space="preserve">DLPXECO-14529 ("Enrich DCT OpenAPI descriptions so the MCP server can infer user intent") opens</w:t>
+        <w:t xml:space="preserve">DLPXECO-14529 (</w:t>
+      </w:r>
+      <w:r>
+        <w:t xml:space="preserve">“Enrich DCT OpenAPI descriptions so the MCP server can infer user intent”</w:t>
+      </w:r>
+      <w:r>
+        <w:t xml:space="preserve">) opens</w:t>
       </w:r>
       <w:r>
         <w:t xml:space="preserve"> </w:t>
@@ -657,7 +641,7 @@
           <w:i/>
           <w:iCs/>
         </w:rPr>
-        <w:t xml:space="preserve">"Implements the spec-level lever of PPM-1129"</w:t>
+        <w:t xml:space="preserve">“Implements the spec-level lever of PPM-1129”</w:t>
       </w:r>
       <w:r>
         <w:t xml:space="preserve"> </w:t>
@@ -700,7 +684,7 @@
       </w:r>
     </w:p>
     <w:bookmarkEnd w:id="13"/>
-    <w:bookmarkStart w:id="14" w:name="Xaa550f2bf3c7ad6978be31fb43252a50f324b8e"/>
+    <w:bookmarkStart w:id="14" w:name="they-share-every-gate"/>
     <w:p>
       <w:pPr>
         <w:pStyle w:val="Heading3"/>
@@ -744,7 +728,19 @@
         <w:pStyle w:val="Heading2"/>
       </w:pPr>
       <w:r>
-        <w:t xml:space="preserve">What "agent-ready" means concretely</w:t>
+        <w:t xml:space="preserve">What</w:t>
+      </w:r>
+      <w:r>
+        <w:t xml:space="preserve"> </w:t>
+      </w:r>
+      <w:r>
+        <w:t xml:space="preserve">“agent-ready”</w:t>
+      </w:r>
+      <w:r>
+        <w:t xml:space="preserve"> </w:t>
+      </w:r>
+      <w:r>
+        <w:t xml:space="preserve">means concretely</w:t>
       </w:r>
     </w:p>
     <w:p>
@@ -770,7 +766,19 @@
         <w:t xml:space="preserve">api-external.yaml</w:t>
       </w:r>
       <w:r>
-        <w:t xml:space="preserve">; "prototype" column</w:t>
+        <w:t xml:space="preserve">;</w:t>
+      </w:r>
+      <w:r>
+        <w:t xml:space="preserve"> </w:t>
+      </w:r>
+      <w:r>
+        <w:t xml:space="preserve">“prototype”</w:t>
+      </w:r>
+      <w:r>
+        <w:t xml:space="preserve"> </w:t>
+      </w:r>
+      <w:r>
+        <w:t xml:space="preserve">column</w:t>
       </w:r>
       <w:r>
         <w:t xml:space="preserve"> </w:t>
@@ -782,22 +790,21 @@
     <w:tbl>
       <w:tblPr>
         <w:tblStyle w:val="Table"/>
-        <w:tblW w:w="10080" w:type="dxa"/>
+        <w:tblW w:type="pct" w:w="5000"/>
+        <w:tblLayout w:type="fixed"/>
         <w:tblLook w:firstRow="1" w:lastRow="0" w:firstColumn="0" w:lastColumn="0" w:noHBand="0" w:noVBand="0" w:val="0020"/>
       </w:tblPr>
       <w:tblGrid>
-        <w:gridCol w:w="4158"/>
-        <w:gridCol w:w="2772"/>
-        <w:gridCol w:w="3150"/>
+        <w:gridCol w:w="3080"/>
+        <w:gridCol w:w="2288"/>
+        <w:gridCol w:w="2552"/>
       </w:tblGrid>
       <w:tr>
         <w:trPr>
           <w:tblHeader w:val="on"/>
         </w:trPr>
         <w:tc>
-          <w:tcPr>
-            <w:tcW w:w="4158" w:type="dxa"/>
-          </w:tcPr>
+          <w:tcPr/>
           <w:p>
             <w:pPr>
               <w:pStyle w:val="Compact"/>
@@ -808,9 +815,7 @@
           </w:p>
         </w:tc>
         <w:tc>
-          <w:tcPr>
-            <w:tcW w:w="2772" w:type="dxa"/>
-          </w:tcPr>
+          <w:tcPr/>
           <w:p>
             <w:pPr>
               <w:pStyle w:val="Compact"/>
@@ -821,9 +826,7 @@
           </w:p>
         </w:tc>
         <w:tc>
-          <w:tcPr>
-            <w:tcW w:w="3150" w:type="dxa"/>
-          </w:tcPr>
+          <w:tcPr/>
           <w:p>
             <w:pPr>
               <w:pStyle w:val="Compact"/>
@@ -836,9 +839,7 @@
       </w:tr>
       <w:tr>
         <w:tc>
-          <w:tcPr>
-            <w:tcW w:w="4158" w:type="dxa"/>
-          </w:tcPr>
+          <w:tcPr/>
           <w:p>
             <w:pPr>
               <w:pStyle w:val="Compact"/>
@@ -858,9 +859,7 @@
           </w:p>
         </w:tc>
         <w:tc>
-          <w:tcPr>
-            <w:tcW w:w="2772" w:type="dxa"/>
-          </w:tcPr>
+          <w:tcPr/>
           <w:p>
             <w:pPr>
               <w:pStyle w:val="Compact"/>
@@ -871,9 +870,7 @@
           </w:p>
         </w:tc>
         <w:tc>
-          <w:tcPr>
-            <w:tcW w:w="3150" w:type="dxa"/>
-          </w:tcPr>
+          <w:tcPr/>
           <w:p>
             <w:pPr>
               <w:pStyle w:val="Compact"/>
@@ -886,9 +883,7 @@
       </w:tr>
       <w:tr>
         <w:tc>
-          <w:tcPr>
-            <w:tcW w:w="4158" w:type="dxa"/>
-          </w:tcPr>
+          <w:tcPr/>
           <w:p>
             <w:pPr>
               <w:pStyle w:val="Compact"/>
@@ -899,9 +894,7 @@
           </w:p>
         </w:tc>
         <w:tc>
-          <w:tcPr>
-            <w:tcW w:w="2772" w:type="dxa"/>
-          </w:tcPr>
+          <w:tcPr/>
           <w:p>
             <w:pPr>
               <w:pStyle w:val="Compact"/>
@@ -912,9 +905,7 @@
           </w:p>
         </w:tc>
         <w:tc>
-          <w:tcPr>
-            <w:tcW w:w="3150" w:type="dxa"/>
-          </w:tcPr>
+          <w:tcPr/>
           <w:p>
             <w:pPr>
               <w:pStyle w:val="Compact"/>
@@ -927,9 +918,7 @@
       </w:tr>
       <w:tr>
         <w:tc>
-          <w:tcPr>
-            <w:tcW w:w="4158" w:type="dxa"/>
-          </w:tcPr>
+          <w:tcPr/>
           <w:p>
             <w:pPr>
               <w:pStyle w:val="Compact"/>
@@ -940,9 +929,7 @@
           </w:p>
         </w:tc>
         <w:tc>
-          <w:tcPr>
-            <w:tcW w:w="2772" w:type="dxa"/>
-          </w:tcPr>
+          <w:tcPr/>
           <w:p>
             <w:pPr>
               <w:pStyle w:val="Compact"/>
@@ -953,9 +940,7 @@
           </w:p>
         </w:tc>
         <w:tc>
-          <w:tcPr>
-            <w:tcW w:w="3150" w:type="dxa"/>
-          </w:tcPr>
+          <w:tcPr/>
           <w:p>
             <w:pPr>
               <w:pStyle w:val="Compact"/>
@@ -968,9 +953,7 @@
       </w:tr>
       <w:tr>
         <w:tc>
-          <w:tcPr>
-            <w:tcW w:w="4158" w:type="dxa"/>
-          </w:tcPr>
+          <w:tcPr/>
           <w:p>
             <w:pPr>
               <w:pStyle w:val="Compact"/>
@@ -981,9 +964,7 @@
           </w:p>
         </w:tc>
         <w:tc>
-          <w:tcPr>
-            <w:tcW w:w="2772" w:type="dxa"/>
-          </w:tcPr>
+          <w:tcPr/>
           <w:p>
             <w:pPr>
               <w:pStyle w:val="Compact"/>
@@ -994,9 +975,7 @@
           </w:p>
         </w:tc>
         <w:tc>
-          <w:tcPr>
-            <w:tcW w:w="3150" w:type="dxa"/>
-          </w:tcPr>
+          <w:tcPr/>
           <w:p>
             <w:pPr>
               <w:pStyle w:val="Compact"/>
@@ -1009,9 +988,7 @@
       </w:tr>
       <w:tr>
         <w:tc>
-          <w:tcPr>
-            <w:tcW w:w="4158" w:type="dxa"/>
-          </w:tcPr>
+          <w:tcPr/>
           <w:p>
             <w:pPr>
               <w:pStyle w:val="Compact"/>
@@ -1022,9 +999,7 @@
           </w:p>
         </w:tc>
         <w:tc>
-          <w:tcPr>
-            <w:tcW w:w="2772" w:type="dxa"/>
-          </w:tcPr>
+          <w:tcPr/>
           <w:p>
             <w:pPr>
               <w:pStyle w:val="Compact"/>
@@ -1035,9 +1010,7 @@
           </w:p>
         </w:tc>
         <w:tc>
-          <w:tcPr>
-            <w:tcW w:w="3150" w:type="dxa"/>
-          </w:tcPr>
+          <w:tcPr/>
           <w:p>
             <w:pPr>
               <w:pStyle w:val="Compact"/>
@@ -1050,9 +1023,7 @@
       </w:tr>
       <w:tr>
         <w:tc>
-          <w:tcPr>
-            <w:tcW w:w="4158" w:type="dxa"/>
-          </w:tcPr>
+          <w:tcPr/>
           <w:p>
             <w:pPr>
               <w:pStyle w:val="Compact"/>
@@ -1063,9 +1034,7 @@
           </w:p>
         </w:tc>
         <w:tc>
-          <w:tcPr>
-            <w:tcW w:w="2772" w:type="dxa"/>
-          </w:tcPr>
+          <w:tcPr/>
           <w:p>
             <w:pPr>
               <w:pStyle w:val="Compact"/>
@@ -1076,9 +1045,7 @@
           </w:p>
         </w:tc>
         <w:tc>
-          <w:tcPr>
-            <w:tcW w:w="3150" w:type="dxa"/>
-          </w:tcPr>
+          <w:tcPr/>
           <w:p>
             <w:pPr>
               <w:pStyle w:val="Compact"/>
@@ -1103,9 +1070,7 @@
       </w:tr>
       <w:tr>
         <w:tc>
-          <w:tcPr>
-            <w:tcW w:w="4158" w:type="dxa"/>
-          </w:tcPr>
+          <w:tcPr/>
           <w:p>
             <w:pPr>
               <w:pStyle w:val="Compact"/>
@@ -1125,9 +1090,7 @@
           </w:p>
         </w:tc>
         <w:tc>
-          <w:tcPr>
-            <w:tcW w:w="2772" w:type="dxa"/>
-          </w:tcPr>
+          <w:tcPr/>
           <w:p>
             <w:pPr>
               <w:pStyle w:val="Compact"/>
@@ -1153,9 +1116,7 @@
           </w:p>
         </w:tc>
         <w:tc>
-          <w:tcPr>
-            <w:tcW w:w="3150" w:type="dxa"/>
-          </w:tcPr>
+          <w:tcPr/>
           <w:p>
             <w:pPr>
               <w:pStyle w:val="Compact"/>
@@ -1168,9 +1129,7 @@
       </w:tr>
       <w:tr>
         <w:tc>
-          <w:tcPr>
-            <w:tcW w:w="4158" w:type="dxa"/>
-          </w:tcPr>
+          <w:tcPr/>
           <w:p>
             <w:pPr>
               <w:pStyle w:val="Compact"/>
@@ -1181,9 +1140,7 @@
           </w:p>
         </w:tc>
         <w:tc>
-          <w:tcPr>
-            <w:tcW w:w="2772" w:type="dxa"/>
-          </w:tcPr>
+          <w:tcPr/>
           <w:p>
             <w:pPr>
               <w:pStyle w:val="Compact"/>
@@ -1194,9 +1151,7 @@
           </w:p>
         </w:tc>
         <w:tc>
-          <w:tcPr>
-            <w:tcW w:w="3150" w:type="dxa"/>
-          </w:tcPr>
+          <w:tcPr/>
           <w:p>
             <w:pPr>
               <w:pStyle w:val="Compact"/>
@@ -1249,7 +1204,7 @@
         <w:t xml:space="preserve"> </w:t>
       </w:r>
       <w:r>
-        <w:t xml:space="preserve">An A/B harness run against the MCP server's own</w:t>
+        <w:t xml:space="preserve">An A/B harness run against the MCP server’s own</w:t>
       </w:r>
       <w:r>
         <w:t xml:space="preserve"> </w:t>
@@ -1280,7 +1235,7 @@
           <w:i/>
           <w:iCs/>
         </w:rPr>
-        <w:t xml:space="preserve">"list my golden copies"</w:t>
+        <w:t xml:space="preserve">“list my golden copies”</w:t>
       </w:r>
       <w:r>
         <w:t xml:space="preserve"> </w:t>
@@ -1326,7 +1281,7 @@
           <w:i/>
           <w:iCs/>
         </w:rPr>
-        <w:t xml:space="preserve">"generate a secure lookup list for a masking algorithm"</w:t>
+        <w:t xml:space="preserve">“generate a secure lookup list for a masking algorithm”</w:t>
       </w:r>
       <w:r>
         <w:t xml:space="preserve"> </w:t>
@@ -1420,36 +1375,41 @@
         <w:t xml:space="preserve"> </w:t>
       </w:r>
       <w:r>
-        <w:t xml:space="preserve">useful, this decides the words it uses. Source is PPM-1129's problem statement, to be reconciled</w:t>
-      </w:r>
-      <w:r>
-        <w:t xml:space="preserve"> </w:t>
-      </w:r>
-      <w:r>
-        <w:t xml:space="preserve">against Glossary v1.2 (30 canonical terms, ~168 synonym rows).</w:t>
+        <w:t xml:space="preserve">useful, this decides the words it uses. Source is PPM-1129’s problem statement, to be reconciled</w:t>
+      </w:r>
+      <w:r>
+        <w:t xml:space="preserve"> </w:t>
+      </w:r>
+      <w:r>
+        <w:t xml:space="preserve">against Glossary v1.2 (32 Canonical Terms rows – #1-#28 plus 3a, 7a, 7b and 19a – and 169</w:t>
+      </w:r>
+      <w:r>
+        <w:t xml:space="preserve"> </w:t>
+      </w:r>
+      <w:r>
+        <w:t xml:space="preserve">Synonym Map rows; the sheet’s 172 rows include a title, a subtitle and a header row).</w:t>
       </w:r>
     </w:p>
     <w:tbl>
       <w:tblPr>
         <w:tblStyle w:val="Table"/>
-        <w:tblW w:w="10080" w:type="dxa"/>
+        <w:tblW w:type="pct" w:w="5000"/>
+        <w:tblLayout w:type="fixed"/>
         <w:tblLook w:firstRow="1" w:lastRow="0" w:firstColumn="0" w:lastColumn="0" w:noHBand="0" w:noVBand="0" w:val="0020"/>
       </w:tblPr>
       <w:tblGrid>
-        <w:gridCol w:w="1638"/>
-        <w:gridCol w:w="1386"/>
-        <w:gridCol w:w="2142"/>
-        <w:gridCol w:w="1512"/>
-        <w:gridCol w:w="3402"/>
+        <w:gridCol w:w="1000"/>
+        <w:gridCol w:w="833"/>
+        <w:gridCol w:w="1667"/>
+        <w:gridCol w:w="1083"/>
+        <w:gridCol w:w="3334"/>
       </w:tblGrid>
       <w:tr>
         <w:trPr>
           <w:tblHeader w:val="on"/>
         </w:trPr>
         <w:tc>
-          <w:tcPr>
-            <w:tcW w:w="1638" w:type="dxa"/>
-          </w:tcPr>
+          <w:tcPr/>
           <w:p>
             <w:pPr>
               <w:pStyle w:val="Compact"/>
@@ -1460,9 +1420,7 @@
           </w:p>
         </w:tc>
         <w:tc>
-          <w:tcPr>
-            <w:tcW w:w="1386" w:type="dxa"/>
-          </w:tcPr>
+          <w:tcPr/>
           <w:p>
             <w:pPr>
               <w:pStyle w:val="Compact"/>
@@ -1473,9 +1431,7 @@
           </w:p>
         </w:tc>
         <w:tc>
-          <w:tcPr>
-            <w:tcW w:w="2142" w:type="dxa"/>
-          </w:tcPr>
+          <w:tcPr/>
           <w:p>
             <w:pPr>
               <w:pStyle w:val="Compact"/>
@@ -1486,9 +1442,7 @@
           </w:p>
         </w:tc>
         <w:tc>
-          <w:tcPr>
-            <w:tcW w:w="1512" w:type="dxa"/>
-          </w:tcPr>
+          <w:tcPr/>
           <w:p>
             <w:pPr>
               <w:pStyle w:val="Compact"/>
@@ -1499,9 +1453,7 @@
           </w:p>
         </w:tc>
         <w:tc>
-          <w:tcPr>
-            <w:tcW w:w="3402" w:type="dxa"/>
-          </w:tcPr>
+          <w:tcPr/>
           <w:p>
             <w:pPr>
               <w:pStyle w:val="Compact"/>
@@ -1514,9 +1466,7 @@
       </w:tr>
       <w:tr>
         <w:tc>
-          <w:tcPr>
-            <w:tcW w:w="1638" w:type="dxa"/>
-          </w:tcPr>
+          <w:tcPr/>
           <w:p>
             <w:pPr>
               <w:pStyle w:val="Compact"/>
@@ -1527,9 +1477,7 @@
           </w:p>
         </w:tc>
         <w:tc>
-          <w:tcPr>
-            <w:tcW w:w="1386" w:type="dxa"/>
-          </w:tcPr>
+          <w:tcPr/>
           <w:p>
             <w:pPr>
               <w:pStyle w:val="Compact"/>
@@ -1540,9 +1488,7 @@
           </w:p>
         </w:tc>
         <w:tc>
-          <w:tcPr>
-            <w:tcW w:w="2142" w:type="dxa"/>
-          </w:tcPr>
+          <w:tcPr/>
           <w:p>
             <w:pPr>
               <w:pStyle w:val="Compact"/>
@@ -1553,9 +1499,7 @@
           </w:p>
         </w:tc>
         <w:tc>
-          <w:tcPr>
-            <w:tcW w:w="1512" w:type="dxa"/>
-          </w:tcPr>
+          <w:tcPr/>
           <w:p>
             <w:pPr>
               <w:pStyle w:val="Compact"/>
@@ -1566,9 +1510,7 @@
           </w:p>
         </w:tc>
         <w:tc>
-          <w:tcPr>
-            <w:tcW w:w="3402" w:type="dxa"/>
-          </w:tcPr>
+          <w:tcPr/>
           <w:p>
             <w:pPr>
               <w:pStyle w:val="Compact"/>
@@ -1581,9 +1523,7 @@
       </w:tr>
       <w:tr>
         <w:tc>
-          <w:tcPr>
-            <w:tcW w:w="1638" w:type="dxa"/>
-          </w:tcPr>
+          <w:tcPr/>
           <w:p>
             <w:pPr>
               <w:pStyle w:val="Compact"/>
@@ -1594,9 +1534,7 @@
           </w:p>
         </w:tc>
         <w:tc>
-          <w:tcPr>
-            <w:tcW w:w="1386" w:type="dxa"/>
-          </w:tcPr>
+          <w:tcPr/>
           <w:p>
             <w:pPr>
               <w:pStyle w:val="Compact"/>
@@ -1607,22 +1545,18 @@
           </w:p>
         </w:tc>
         <w:tc>
-          <w:tcPr>
-            <w:tcW w:w="2142" w:type="dxa"/>
-          </w:tcPr>
-          <w:p>
-            <w:pPr>
-              <w:pStyle w:val="Compact"/>
-            </w:pPr>
-            <w:r>
-              <w:t xml:space="preserve">Delphix source, data source, source DB</w:t>
-            </w:r>
-          </w:p>
-        </w:tc>
-        <w:tc>
-          <w:tcPr>
-            <w:tcW w:w="1512" w:type="dxa"/>
-          </w:tcPr>
+          <w:tcPr/>
+          <w:p>
+            <w:pPr>
+              <w:pStyle w:val="Compact"/>
+            </w:pPr>
+            <w:r>
+              <w:t xml:space="preserve">Delphix source, source DB, linked source</w:t>
+            </w:r>
+          </w:p>
+        </w:tc>
+        <w:tc>
+          <w:tcPr/>
           <w:p>
             <w:pPr>
               <w:pStyle w:val="Compact"/>
@@ -1633,24 +1567,42 @@
           </w:p>
         </w:tc>
         <w:tc>
-          <w:tcPr>
-            <w:tcW w:w="3402" w:type="dxa"/>
-          </w:tcPr>
-          <w:p>
-            <w:pPr>
-              <w:pStyle w:val="Compact"/>
-            </w:pPr>
-            <w:r>
-              <w:t xml:space="preserve">Retained as canonical in v1.2; Design System Glossary recommends deprecating it — unresolved</w:t>
+          <w:tcPr/>
+          <w:p>
+            <w:pPr>
+              <w:pStyle w:val="Compact"/>
+            </w:pPr>
+            <w:r>
+              <w:t xml:space="preserve">“Data source”</w:t>
+            </w:r>
+            <w:r>
+              <w:t xml:space="preserve"> </w:t>
+            </w:r>
+            <w:r>
+              <w:t xml:space="preserve">is</w:t>
+            </w:r>
+            <w:r>
+              <w:t xml:space="preserve"> </w:t>
+            </w:r>
+            <w:r>
+              <w:rPr>
+                <w:i/>
+                <w:iCs/>
+              </w:rPr>
+              <w:t xml:space="preserve">not</w:t>
+            </w:r>
+            <w:r>
+              <w:t xml:space="preserve"> </w:t>
+            </w:r>
+            <w:r>
+              <w:t xml:space="preserve">an alias: v1.2 defines it as the upstream system a dSource ingests from (#3). Retained as canonical in v1.2; Design System Glossary recommends deprecating it — resolved, Product has decided to keep dSource as-is for this PPM</w:t>
             </w:r>
           </w:p>
         </w:tc>
       </w:tr>
       <w:tr>
         <w:tc>
-          <w:tcPr>
-            <w:tcW w:w="1638" w:type="dxa"/>
-          </w:tcPr>
+          <w:tcPr/>
           <w:p>
             <w:pPr>
               <w:pStyle w:val="Compact"/>
@@ -1661,9 +1613,7 @@
           </w:p>
         </w:tc>
         <w:tc>
-          <w:tcPr>
-            <w:tcW w:w="1386" w:type="dxa"/>
-          </w:tcPr>
+          <w:tcPr/>
           <w:p>
             <w:pPr>
               <w:pStyle w:val="Compact"/>
@@ -1674,9 +1624,7 @@
           </w:p>
         </w:tc>
         <w:tc>
-          <w:tcPr>
-            <w:tcW w:w="2142" w:type="dxa"/>
-          </w:tcPr>
+          <w:tcPr/>
           <w:p>
             <w:pPr>
               <w:pStyle w:val="Compact"/>
@@ -1687,9 +1635,7 @@
           </w:p>
         </w:tc>
         <w:tc>
-          <w:tcPr>
-            <w:tcW w:w="1512" w:type="dxa"/>
-          </w:tcPr>
+          <w:tcPr/>
           <w:p>
             <w:pPr>
               <w:pStyle w:val="Compact"/>
@@ -1700,9 +1646,7 @@
           </w:p>
         </w:tc>
         <w:tc>
-          <w:tcPr>
-            <w:tcW w:w="3402" w:type="dxa"/>
-          </w:tcPr>
+          <w:tcPr/>
           <w:p>
             <w:pPr>
               <w:pStyle w:val="Compact"/>
@@ -1715,9 +1659,7 @@
       </w:tr>
       <w:tr>
         <w:tc>
-          <w:tcPr>
-            <w:tcW w:w="1638" w:type="dxa"/>
-          </w:tcPr>
+          <w:tcPr/>
           <w:p>
             <w:pPr>
               <w:pStyle w:val="Compact"/>
@@ -1728,9 +1670,7 @@
           </w:p>
         </w:tc>
         <w:tc>
-          <w:tcPr>
-            <w:tcW w:w="1386" w:type="dxa"/>
-          </w:tcPr>
+          <w:tcPr/>
           <w:p>
             <w:pPr>
               <w:pStyle w:val="Compact"/>
@@ -1741,9 +1681,7 @@
           </w:p>
         </w:tc>
         <w:tc>
-          <w:tcPr>
-            <w:tcW w:w="2142" w:type="dxa"/>
-          </w:tcPr>
+          <w:tcPr/>
           <w:p>
             <w:pPr>
               <w:pStyle w:val="Compact"/>
@@ -1754,9 +1692,7 @@
           </w:p>
         </w:tc>
         <w:tc>
-          <w:tcPr>
-            <w:tcW w:w="1512" w:type="dxa"/>
-          </w:tcPr>
+          <w:tcPr/>
           <w:p>
             <w:pPr>
               <w:pStyle w:val="Compact"/>
@@ -1767,9 +1703,7 @@
           </w:p>
         </w:tc>
         <w:tc>
-          <w:tcPr>
-            <w:tcW w:w="3402" w:type="dxa"/>
-          </w:tcPr>
+          <w:tcPr/>
           <w:p>
             <w:pPr>
               <w:pStyle w:val="Compact"/>
@@ -1782,9 +1716,7 @@
       </w:tr>
       <w:tr>
         <w:tc>
-          <w:tcPr>
-            <w:tcW w:w="1638" w:type="dxa"/>
-          </w:tcPr>
+          <w:tcPr/>
           <w:p>
             <w:pPr>
               <w:pStyle w:val="Compact"/>
@@ -1795,9 +1727,7 @@
           </w:p>
         </w:tc>
         <w:tc>
-          <w:tcPr>
-            <w:tcW w:w="1386" w:type="dxa"/>
-          </w:tcPr>
+          <w:tcPr/>
           <w:p>
             <w:pPr>
               <w:pStyle w:val="Compact"/>
@@ -1808,9 +1738,7 @@
           </w:p>
         </w:tc>
         <w:tc>
-          <w:tcPr>
-            <w:tcW w:w="2142" w:type="dxa"/>
-          </w:tcPr>
+          <w:tcPr/>
           <w:p>
             <w:pPr>
               <w:pStyle w:val="Compact"/>
@@ -1821,9 +1749,7 @@
           </w:p>
         </w:tc>
         <w:tc>
-          <w:tcPr>
-            <w:tcW w:w="1512" w:type="dxa"/>
-          </w:tcPr>
+          <w:tcPr/>
           <w:p>
             <w:pPr>
               <w:pStyle w:val="Compact"/>
@@ -1834,24 +1760,26 @@
           </w:p>
         </w:tc>
         <w:tc>
-          <w:tcPr>
-            <w:tcW w:w="3402" w:type="dxa"/>
-          </w:tcPr>
-          <w:p>
-            <w:pPr>
-              <w:pStyle w:val="Compact"/>
-            </w:pPr>
-            <w:r>
-              <w:t xml:space="preserve">"Container" reads as Kubernetes in today's context; legacy Self-Service / Jetstream users mean VDB Group</w:t>
+          <w:tcPr/>
+          <w:p>
+            <w:pPr>
+              <w:pStyle w:val="Compact"/>
+            </w:pPr>
+            <w:r>
+              <w:t xml:space="preserve">“Container”</w:t>
+            </w:r>
+            <w:r>
+              <w:t xml:space="preserve"> </w:t>
+            </w:r>
+            <w:r>
+              <w:t xml:space="preserve">reads as Kubernetes in today’s context; legacy Self-Service / Jetstream users mean VDB Group</w:t>
             </w:r>
           </w:p>
         </w:tc>
       </w:tr>
       <w:tr>
         <w:tc>
-          <w:tcPr>
-            <w:tcW w:w="1638" w:type="dxa"/>
-          </w:tcPr>
+          <w:tcPr/>
           <w:p>
             <w:pPr>
               <w:pStyle w:val="Compact"/>
@@ -1862,9 +1790,7 @@
           </w:p>
         </w:tc>
         <w:tc>
-          <w:tcPr>
-            <w:tcW w:w="1386" w:type="dxa"/>
-          </w:tcPr>
+          <w:tcPr/>
           <w:p>
             <w:pPr>
               <w:pStyle w:val="Compact"/>
@@ -1875,9 +1801,7 @@
           </w:p>
         </w:tc>
         <w:tc>
-          <w:tcPr>
-            <w:tcW w:w="2142" w:type="dxa"/>
-          </w:tcPr>
+          <w:tcPr/>
           <w:p>
             <w:pPr>
               <w:pStyle w:val="Compact"/>
@@ -1888,9 +1812,7 @@
           </w:p>
         </w:tc>
         <w:tc>
-          <w:tcPr>
-            <w:tcW w:w="1512" w:type="dxa"/>
-          </w:tcPr>
+          <w:tcPr/>
           <w:p>
             <w:pPr>
               <w:pStyle w:val="Compact"/>
@@ -1901,9 +1823,7 @@
           </w:p>
         </w:tc>
         <w:tc>
-          <w:tcPr>
-            <w:tcW w:w="3402" w:type="dxa"/>
-          </w:tcPr>
+          <w:tcPr/>
           <w:p>
             <w:pPr>
               <w:pStyle w:val="Compact"/>
@@ -1916,9 +1836,7 @@
       </w:tr>
       <w:tr>
         <w:tc>
-          <w:tcPr>
-            <w:tcW w:w="1638" w:type="dxa"/>
-          </w:tcPr>
+          <w:tcPr/>
           <w:p>
             <w:pPr>
               <w:pStyle w:val="Compact"/>
@@ -1929,9 +1847,7 @@
           </w:p>
         </w:tc>
         <w:tc>
-          <w:tcPr>
-            <w:tcW w:w="1386" w:type="dxa"/>
-          </w:tcPr>
+          <w:tcPr/>
           <w:p>
             <w:pPr>
               <w:pStyle w:val="Compact"/>
@@ -1949,44 +1865,87 @@
               </w:rPr>
               <w:t xml:space="preserve">Continuous Data engine</w:t>
             </w:r>
-          </w:p>
-        </w:tc>
-        <w:tc>
-          <w:tcPr>
-            <w:tcW w:w="2142" w:type="dxa"/>
-          </w:tcPr>
-          <w:p>
-            <w:pPr>
-              <w:pStyle w:val="Compact"/>
-            </w:pPr>
-            <w:r>
-              <w:t xml:space="preserve">engine (unqualified)</w:t>
-            </w:r>
-          </w:p>
-        </w:tc>
-        <w:tc>
-          <w:tcPr>
-            <w:tcW w:w="1512" w:type="dxa"/>
-          </w:tcPr>
-          <w:p>
-            <w:pPr>
-              <w:pStyle w:val="Compact"/>
-            </w:pPr>
-            <w:r>
-              <w:t xml:space="preserve">bare "engine"</w:t>
-            </w:r>
-          </w:p>
-        </w:tc>
-        <w:tc>
-          <w:tcPr>
-            <w:tcW w:w="3402" w:type="dxa"/>
-          </w:tcPr>
-          <w:p>
-            <w:pPr>
-              <w:pStyle w:val="Compact"/>
-            </w:pPr>
-            <w:r>
-              <w:t xml:space="preserve">Unqualified "engine" is repeatedly conflated with DCT itself</w:t>
+            <w:r>
+              <w:t xml:space="preserve"> </w:t>
+            </w:r>
+            <w:r>
+              <w:t xml:space="preserve">/</w:t>
+            </w:r>
+            <w:r>
+              <w:t xml:space="preserve"> </w:t>
+            </w:r>
+            <w:r>
+              <w:rPr>
+                <w:i/>
+                <w:iCs/>
+              </w:rPr>
+              <w:t xml:space="preserve">Continuous Compliance engine</w:t>
+            </w:r>
+            <w:r>
+              <w:t xml:space="preserve"> </w:t>
+            </w:r>
+            <w:r>
+              <w:t xml:space="preserve">(whichever the context shows)</w:t>
+            </w:r>
+          </w:p>
+        </w:tc>
+        <w:tc>
+          <w:tcPr/>
+          <w:p>
+            <w:pPr>
+              <w:pStyle w:val="Compact"/>
+            </w:pPr>
+            <w:r>
+              <w:t xml:space="preserve">engine (unqualified), Delphix engine</w:t>
+            </w:r>
+          </w:p>
+        </w:tc>
+        <w:tc>
+          <w:tcPr/>
+          <w:p>
+            <w:pPr>
+              <w:pStyle w:val="Compact"/>
+            </w:pPr>
+            <w:r>
+              <w:t xml:space="preserve">bare</w:t>
+            </w:r>
+            <w:r>
+              <w:t xml:space="preserve"> </w:t>
+            </w:r>
+            <w:r>
+              <w:t xml:space="preserve">“engine”</w:t>
+            </w:r>
+            <w:r>
+              <w:t xml:space="preserve">,</w:t>
+            </w:r>
+            <w:r>
+              <w:t xml:space="preserve"> </w:t>
+            </w:r>
+            <w:r>
+              <w:t xml:space="preserve">“Delphix engine”</w:t>
+            </w:r>
+          </w:p>
+        </w:tc>
+        <w:tc>
+          <w:tcPr/>
+          <w:p>
+            <w:pPr>
+              <w:pStyle w:val="Compact"/>
+            </w:pPr>
+            <w:r>
+              <w:t xml:space="preserve">Unqualified</w:t>
+            </w:r>
+            <w:r>
+              <w:t xml:space="preserve"> </w:t>
+            </w:r>
+            <w:r>
+              <w:t xml:space="preserve">“engine”</w:t>
+            </w:r>
+            <w:r>
+              <w:t xml:space="preserve"> </w:t>
+            </w:r>
+            <w:r>
+              <w:t xml:space="preserve">is repeatedly conflated with DCT itself, and is ambiguous between the two engine products (v1.2 #8)</w:t>
             </w:r>
           </w:p>
         </w:tc>
@@ -2156,25 +2115,24 @@
     <w:tbl>
       <w:tblPr>
         <w:tblStyle w:val="Table"/>
-        <w:tblW w:w="10080" w:type="dxa"/>
+        <w:tblW w:type="pct" w:w="5000"/>
+        <w:tblLayout w:type="fixed"/>
         <w:tblLook w:firstRow="1" w:lastRow="0" w:firstColumn="0" w:lastColumn="0" w:noHBand="0" w:noVBand="0" w:val="0020"/>
       </w:tblPr>
       <w:tblGrid>
-        <w:gridCol w:w="3691"/>
-        <w:gridCol w:w="1278"/>
-        <w:gridCol w:w="1278"/>
-        <w:gridCol w:w="1278"/>
-        <w:gridCol w:w="1278"/>
-        <w:gridCol w:w="1277"/>
+        <w:gridCol w:w="1320"/>
+        <w:gridCol w:w="1320"/>
+        <w:gridCol w:w="1320"/>
+        <w:gridCol w:w="1320"/>
+        <w:gridCol w:w="1320"/>
+        <w:gridCol w:w="1320"/>
       </w:tblGrid>
       <w:tr>
         <w:trPr>
           <w:tblHeader w:val="on"/>
         </w:trPr>
         <w:tc>
-          <w:tcPr>
-            <w:tcW w:w="3691" w:type="dxa"/>
-          </w:tcPr>
+          <w:tcPr/>
           <w:p>
             <w:pPr>
               <w:pStyle w:val="Compact"/>
@@ -2185,9 +2143,7 @@
           </w:p>
         </w:tc>
         <w:tc>
-          <w:tcPr>
-            <w:tcW w:w="1278" w:type="dxa"/>
-          </w:tcPr>
+          <w:tcPr/>
           <w:p>
             <w:pPr>
               <w:pStyle w:val="Compact"/>
@@ -2198,9 +2154,7 @@
           </w:p>
         </w:tc>
         <w:tc>
-          <w:tcPr>
-            <w:tcW w:w="1278" w:type="dxa"/>
-          </w:tcPr>
+          <w:tcPr/>
           <w:p>
             <w:pPr>
               <w:pStyle w:val="Compact"/>
@@ -2211,9 +2165,7 @@
           </w:p>
         </w:tc>
         <w:tc>
-          <w:tcPr>
-            <w:tcW w:w="1278" w:type="dxa"/>
-          </w:tcPr>
+          <w:tcPr/>
           <w:p>
             <w:pPr>
               <w:pStyle w:val="Compact"/>
@@ -2224,9 +2176,7 @@
           </w:p>
         </w:tc>
         <w:tc>
-          <w:tcPr>
-            <w:tcW w:w="1278" w:type="dxa"/>
-          </w:tcPr>
+          <w:tcPr/>
           <w:p>
             <w:pPr>
               <w:pStyle w:val="Compact"/>
@@ -2237,9 +2187,7 @@
           </w:p>
         </w:tc>
         <w:tc>
-          <w:tcPr>
-            <w:tcW w:w="1277" w:type="dxa"/>
-          </w:tcPr>
+          <w:tcPr/>
           <w:p>
             <w:pPr>
               <w:pStyle w:val="Compact"/>
@@ -2252,9 +2200,7 @@
       </w:tr>
       <w:tr>
         <w:tc>
-          <w:tcPr>
-            <w:tcW w:w="3691" w:type="dxa"/>
-          </w:tcPr>
+          <w:tcPr/>
           <w:p>
             <w:pPr>
               <w:pStyle w:val="Compact"/>
@@ -2274,9 +2220,7 @@
           </w:p>
         </w:tc>
         <w:tc>
-          <w:tcPr>
-            <w:tcW w:w="1278" w:type="dxa"/>
-          </w:tcPr>
+          <w:tcPr/>
           <w:p>
             <w:pPr>
               <w:pStyle w:val="Compact"/>
@@ -2287,9 +2231,7 @@
           </w:p>
         </w:tc>
         <w:tc>
-          <w:tcPr>
-            <w:tcW w:w="1278" w:type="dxa"/>
-          </w:tcPr>
+          <w:tcPr/>
           <w:p>
             <w:pPr>
               <w:pStyle w:val="Compact"/>
@@ -2300,9 +2242,7 @@
           </w:p>
         </w:tc>
         <w:tc>
-          <w:tcPr>
-            <w:tcW w:w="1278" w:type="dxa"/>
-          </w:tcPr>
+          <w:tcPr/>
           <w:p>
             <w:pPr>
               <w:pStyle w:val="Compact"/>
@@ -2313,9 +2253,7 @@
           </w:p>
         </w:tc>
         <w:tc>
-          <w:tcPr>
-            <w:tcW w:w="1278" w:type="dxa"/>
-          </w:tcPr>
+          <w:tcPr/>
           <w:p>
             <w:pPr>
               <w:pStyle w:val="Compact"/>
@@ -2326,9 +2264,7 @@
           </w:p>
         </w:tc>
         <w:tc>
-          <w:tcPr>
-            <w:tcW w:w="1277" w:type="dxa"/>
-          </w:tcPr>
+          <w:tcPr/>
           <w:p>
             <w:pPr>
               <w:pStyle w:val="Compact"/>
@@ -2341,9 +2277,7 @@
       </w:tr>
       <w:tr>
         <w:tc>
-          <w:tcPr>
-            <w:tcW w:w="3691" w:type="dxa"/>
-          </w:tcPr>
+          <w:tcPr/>
           <w:p>
             <w:pPr>
               <w:pStyle w:val="Compact"/>
@@ -2363,9 +2297,7 @@
           </w:p>
         </w:tc>
         <w:tc>
-          <w:tcPr>
-            <w:tcW w:w="1278" w:type="dxa"/>
-          </w:tcPr>
+          <w:tcPr/>
           <w:p>
             <w:pPr>
               <w:pStyle w:val="Compact"/>
@@ -2376,9 +2308,7 @@
           </w:p>
         </w:tc>
         <w:tc>
-          <w:tcPr>
-            <w:tcW w:w="1278" w:type="dxa"/>
-          </w:tcPr>
+          <w:tcPr/>
           <w:p>
             <w:pPr>
               <w:pStyle w:val="Compact"/>
@@ -2389,9 +2319,7 @@
           </w:p>
         </w:tc>
         <w:tc>
-          <w:tcPr>
-            <w:tcW w:w="1278" w:type="dxa"/>
-          </w:tcPr>
+          <w:tcPr/>
           <w:p>
             <w:pPr>
               <w:pStyle w:val="Compact"/>
@@ -2402,9 +2330,7 @@
           </w:p>
         </w:tc>
         <w:tc>
-          <w:tcPr>
-            <w:tcW w:w="1278" w:type="dxa"/>
-          </w:tcPr>
+          <w:tcPr/>
           <w:p>
             <w:pPr>
               <w:pStyle w:val="Compact"/>
@@ -2415,9 +2341,7 @@
           </w:p>
         </w:tc>
         <w:tc>
-          <w:tcPr>
-            <w:tcW w:w="1277" w:type="dxa"/>
-          </w:tcPr>
+          <w:tcPr/>
           <w:p>
             <w:pPr>
               <w:pStyle w:val="Compact"/>
@@ -2430,9 +2354,7 @@
       </w:tr>
       <w:tr>
         <w:tc>
-          <w:tcPr>
-            <w:tcW w:w="3691" w:type="dxa"/>
-          </w:tcPr>
+          <w:tcPr/>
           <w:p>
             <w:pPr>
               <w:pStyle w:val="Compact"/>
@@ -2452,9 +2374,7 @@
           </w:p>
         </w:tc>
         <w:tc>
-          <w:tcPr>
-            <w:tcW w:w="1278" w:type="dxa"/>
-          </w:tcPr>
+          <w:tcPr/>
           <w:p>
             <w:pPr>
               <w:pStyle w:val="Compact"/>
@@ -2465,9 +2385,7 @@
           </w:p>
         </w:tc>
         <w:tc>
-          <w:tcPr>
-            <w:tcW w:w="1278" w:type="dxa"/>
-          </w:tcPr>
+          <w:tcPr/>
           <w:p>
             <w:pPr>
               <w:pStyle w:val="Compact"/>
@@ -2478,9 +2396,7 @@
           </w:p>
         </w:tc>
         <w:tc>
-          <w:tcPr>
-            <w:tcW w:w="1278" w:type="dxa"/>
-          </w:tcPr>
+          <w:tcPr/>
           <w:p>
             <w:pPr>
               <w:pStyle w:val="Compact"/>
@@ -2491,9 +2407,7 @@
           </w:p>
         </w:tc>
         <w:tc>
-          <w:tcPr>
-            <w:tcW w:w="1278" w:type="dxa"/>
-          </w:tcPr>
+          <w:tcPr/>
           <w:p>
             <w:pPr>
               <w:pStyle w:val="Compact"/>
@@ -2504,9 +2418,7 @@
           </w:p>
         </w:tc>
         <w:tc>
-          <w:tcPr>
-            <w:tcW w:w="1277" w:type="dxa"/>
-          </w:tcPr>
+          <w:tcPr/>
           <w:p>
             <w:pPr>
               <w:pStyle w:val="Compact"/>
@@ -2643,7 +2555,7 @@
         <w:t xml:space="preserve"> </w:t>
       </w:r>
       <w:r>
-        <w:t xml:space="preserve">customer's own DCT instance at</w:t>
+        <w:t xml:space="preserve">customer’s own DCT instance at</w:t>
       </w:r>
       <w:r>
         <w:t xml:space="preserve"> </w:t>
@@ -2706,22 +2618,21 @@
     <w:tbl>
       <w:tblPr>
         <w:tblStyle w:val="Table"/>
-        <w:tblW w:w="10080" w:type="dxa"/>
+        <w:tblW w:type="pct" w:w="5000"/>
+        <w:tblLayout w:type="fixed"/>
         <w:tblLook w:firstRow="1" w:lastRow="0" w:firstColumn="0" w:lastColumn="0" w:noHBand="0" w:noVBand="0" w:val="0020"/>
       </w:tblPr>
       <w:tblGrid>
-        <w:gridCol w:w="2160"/>
-        <w:gridCol w:w="3168"/>
-        <w:gridCol w:w="4752"/>
+        <w:gridCol w:w="1508"/>
+        <w:gridCol w:w="1810"/>
+        <w:gridCol w:w="4601"/>
       </w:tblGrid>
       <w:tr>
         <w:trPr>
           <w:tblHeader w:val="on"/>
         </w:trPr>
         <w:tc>
-          <w:tcPr>
-            <w:tcW w:w="2160" w:type="dxa"/>
-          </w:tcPr>
+          <w:tcPr/>
           <w:p>
             <w:pPr>
               <w:pStyle w:val="Compact"/>
@@ -2732,9 +2643,7 @@
           </w:p>
         </w:tc>
         <w:tc>
-          <w:tcPr>
-            <w:tcW w:w="3168" w:type="dxa"/>
-          </w:tcPr>
+          <w:tcPr/>
           <w:p>
             <w:pPr>
               <w:pStyle w:val="Compact"/>
@@ -2745,9 +2654,7 @@
           </w:p>
         </w:tc>
         <w:tc>
-          <w:tcPr>
-            <w:tcW w:w="4752" w:type="dxa"/>
-          </w:tcPr>
+          <w:tcPr/>
           <w:p>
             <w:pPr>
               <w:pStyle w:val="Compact"/>
@@ -2760,9 +2667,7 @@
       </w:tr>
       <w:tr>
         <w:tc>
-          <w:tcPr>
-            <w:tcW w:w="2160" w:type="dxa"/>
-          </w:tcPr>
+          <w:tcPr/>
           <w:p>
             <w:pPr>
               <w:pStyle w:val="Compact"/>
@@ -2773,9 +2678,7 @@
           </w:p>
         </w:tc>
         <w:tc>
-          <w:tcPr>
-            <w:tcW w:w="3168" w:type="dxa"/>
-          </w:tcPr>
+          <w:tcPr/>
           <w:p>
             <w:pPr>
               <w:pStyle w:val="Compact"/>
@@ -2831,9 +2734,7 @@
           </w:p>
         </w:tc>
         <w:tc>
-          <w:tcPr>
-            <w:tcW w:w="4752" w:type="dxa"/>
-          </w:tcPr>
+          <w:tcPr/>
           <w:p>
             <w:pPr>
               <w:pStyle w:val="Compact"/>
@@ -2922,9 +2823,7 @@
       </w:tr>
       <w:tr>
         <w:tc>
-          <w:tcPr>
-            <w:tcW w:w="2160" w:type="dxa"/>
-          </w:tcPr>
+          <w:tcPr/>
           <w:p>
             <w:pPr>
               <w:pStyle w:val="Compact"/>
@@ -2935,9 +2834,7 @@
           </w:p>
         </w:tc>
         <w:tc>
-          <w:tcPr>
-            <w:tcW w:w="3168" w:type="dxa"/>
-          </w:tcPr>
+          <w:tcPr/>
           <w:p>
             <w:pPr>
               <w:pStyle w:val="Compact"/>
@@ -2948,9 +2845,7 @@
           </w:p>
         </w:tc>
         <w:tc>
-          <w:tcPr>
-            <w:tcW w:w="4752" w:type="dxa"/>
-          </w:tcPr>
+          <w:tcPr/>
           <w:p>
             <w:pPr>
               <w:pStyle w:val="Compact"/>
@@ -2994,9 +2889,7 @@
       </w:tr>
       <w:tr>
         <w:tc>
-          <w:tcPr>
-            <w:tcW w:w="2160" w:type="dxa"/>
-          </w:tcPr>
+          <w:tcPr/>
           <w:p>
             <w:pPr>
               <w:pStyle w:val="Compact"/>
@@ -3007,9 +2900,7 @@
           </w:p>
         </w:tc>
         <w:tc>
-          <w:tcPr>
-            <w:tcW w:w="3168" w:type="dxa"/>
-          </w:tcPr>
+          <w:tcPr/>
           <w:p>
             <w:pPr>
               <w:pStyle w:val="Compact"/>
@@ -3035,9 +2926,7 @@
           </w:p>
         </w:tc>
         <w:tc>
-          <w:tcPr>
-            <w:tcW w:w="4752" w:type="dxa"/>
-          </w:tcPr>
+          <w:tcPr/>
           <w:p>
             <w:pPr>
               <w:pStyle w:val="Compact"/>
@@ -3047,7 +2936,17 @@
                 <w:b/>
                 <w:bCs/>
               </w:rPr>
-              <w:t xml:space="preserve">Highest leverage, cheapest, currently 0% done.</w:t>
+              <w:t xml:space="preserve">Highest leverage, cheapest.</w:t>
+            </w:r>
+            <w:r>
+              <w:t xml:space="preserve"> </w:t>
+            </w:r>
+            <w:r>
+              <w:rPr>
+                <w:i/>
+                <w:iCs/>
+              </w:rPr>
+              <w:t xml:space="preserve">(At time of writing 0% done; now done — see status below.)</w:t>
             </w:r>
             <w:r>
               <w:t xml:space="preserve"> </w:t>
@@ -3114,16 +3013,42 @@
                 <w:b/>
                 <w:bCs/>
               </w:rPr>
-              <w:t xml:space="preserve">the "FastMCP version bump may be a prerequisite" open question is resolved: no bump needed.</w:t>
+              <w:t xml:space="preserve">the</w:t>
+            </w:r>
+            <w:r>
+              <w:rPr>
+                <w:b/>
+                <w:bCs/>
+              </w:rPr>
+              <w:t xml:space="preserve"> </w:t>
+            </w:r>
+            <w:r>
+              <w:rPr>
+                <w:b/>
+                <w:bCs/>
+              </w:rPr>
+              <w:t xml:space="preserve">“FastMCP version bump may be a prerequisite”</w:t>
+            </w:r>
+            <w:r>
+              <w:rPr>
+                <w:b/>
+                <w:bCs/>
+              </w:rPr>
+              <w:t xml:space="preserve"> </w:t>
+            </w:r>
+            <w:r>
+              <w:rPr>
+                <w:b/>
+                <w:bCs/>
+              </w:rPr>
+              <w:t xml:space="preserve">open question is resolved: no bump needed.</w:t>
             </w:r>
           </w:p>
         </w:tc>
       </w:tr>
       <w:tr>
         <w:tc>
-          <w:tcPr>
-            <w:tcW w:w="2160" w:type="dxa"/>
-          </w:tcPr>
+          <w:tcPr/>
           <w:p>
             <w:pPr>
               <w:pStyle w:val="Compact"/>
@@ -3134,9 +3059,7 @@
           </w:p>
         </w:tc>
         <w:tc>
-          <w:tcPr>
-            <w:tcW w:w="3168" w:type="dxa"/>
-          </w:tcPr>
+          <w:tcPr/>
           <w:p>
             <w:pPr>
               <w:pStyle w:val="Compact"/>
@@ -3156,9 +3079,7 @@
           </w:p>
         </w:tc>
         <w:tc>
-          <w:tcPr>
-            <w:tcW w:w="4752" w:type="dxa"/>
-          </w:tcPr>
+          <w:tcPr/>
           <w:p>
             <w:pPr>
               <w:pStyle w:val="Compact"/>
@@ -3248,7 +3169,220 @@
         <w:pStyle w:val="BodyText"/>
       </w:pPr>
       <w:r>
-        <w:t xml:space="preserve">The net effect: the original "~3 weeks, mostly editorial, in the MCP repo" estimate is inverted.</w:t>
+        <w:rPr>
+          <w:b/>
+          <w:bCs/>
+        </w:rPr>
+        <w:t xml:space="preserve">Status (current).</w:t>
+      </w:r>
+      <w:r>
+        <w:t xml:space="preserve"> </w:t>
+      </w:r>
+      <w:r>
+        <w:t xml:space="preserve">Lever 3 is done:</w:t>
+      </w:r>
+      <w:r>
+        <w:t xml:space="preserve"> </w:t>
+      </w:r>
+      <w:r>
+        <w:rPr>
+          <w:rStyle w:val="VerbatimChar"/>
+        </w:rPr>
+        <w:t xml:space="preserve">config/server_instructions.md</w:t>
+      </w:r>
+      <w:r>
+        <w:t xml:space="preserve"> </w:t>
+      </w:r>
+      <w:r>
+        <w:t xml:space="preserve">is loaded by</w:t>
+      </w:r>
+      <w:r>
+        <w:t xml:space="preserve"> </w:t>
+      </w:r>
+      <w:r>
+        <w:rPr>
+          <w:rStyle w:val="VerbatimChar"/>
+        </w:rPr>
+        <w:t xml:space="preserve">load_server_instructions()</w:t>
+      </w:r>
+      <w:r>
+        <w:t xml:space="preserve"> </w:t>
+      </w:r>
+      <w:r>
+        <w:t xml:space="preserve">and passed as</w:t>
+      </w:r>
+      <w:r>
+        <w:t xml:space="preserve"> </w:t>
+      </w:r>
+      <w:r>
+        <w:rPr>
+          <w:rStyle w:val="VerbatimChar"/>
+        </w:rPr>
+        <w:t xml:space="preserve">instructions=</w:t>
+      </w:r>
+      <w:r>
+        <w:t xml:space="preserve"> </w:t>
+      </w:r>
+      <w:r>
+        <w:t xml:space="preserve">to</w:t>
+      </w:r>
+      <w:r>
+        <w:t xml:space="preserve"> </w:t>
+      </w:r>
+      <w:r>
+        <w:rPr>
+          <w:rStyle w:val="VerbatimChar"/>
+        </w:rPr>
+        <w:t xml:space="preserve">FastMCP(...)</w:t>
+      </w:r>
+      <w:r>
+        <w:t xml:space="preserve"> </w:t>
+      </w:r>
+      <w:r>
+        <w:t xml:space="preserve">in</w:t>
+      </w:r>
+      <w:r>
+        <w:t xml:space="preserve"> </w:t>
+      </w:r>
+      <w:r>
+        <w:rPr>
+          <w:rStyle w:val="VerbatimChar"/>
+        </w:rPr>
+        <w:t xml:space="preserve">main.py</w:t>
+      </w:r>
+      <w:r>
+        <w:t xml:space="preserve">.</w:t>
+      </w:r>
+      <w:r>
+        <w:t xml:space="preserve"> </w:t>
+      </w:r>
+      <w:r>
+        <w:t xml:space="preserve">Levers 1, 2 and 4 have also been applied in this repo for the toolsets and pre-built tools:</w:t>
+      </w:r>
+      <w:r>
+        <w:t xml:space="preserve"> </w:t>
+      </w:r>
+      <w:r>
+        <w:t xml:space="preserve">tool/action renames (</w:t>
+      </w:r>
+      <w:r>
+        <w:rPr>
+          <w:rStyle w:val="VerbatimChar"/>
+        </w:rPr>
+        <w:t xml:space="preserve">timeline_tool</w:t>
+      </w:r>
+      <w:r>
+        <w:t xml:space="preserve">,</w:t>
+      </w:r>
+      <w:r>
+        <w:t xml:space="preserve"> </w:t>
+      </w:r>
+      <w:r>
+        <w:rPr>
+          <w:rStyle w:val="VerbatimChar"/>
+        </w:rPr>
+        <w:t xml:space="preserve">connector_schema_tool</w:t>
+      </w:r>
+      <w:r>
+        <w:t xml:space="preserve">,</w:t>
+      </w:r>
+      <w:r>
+        <w:t xml:space="preserve"> </w:t>
+      </w:r>
+      <w:r>
+        <w:rPr>
+          <w:rStyle w:val="VerbatimChar"/>
+        </w:rPr>
+        <w:t xml:space="preserve">vdb_template_tool</w:t>
+      </w:r>
+      <w:r>
+        <w:t xml:space="preserve">, …),</w:t>
+      </w:r>
+      <w:r>
+        <w:t xml:space="preserve"> </w:t>
+      </w:r>
+      <w:r>
+        <w:t xml:space="preserve">canonical pre-built docstrings with per-tool customer-alias lines, canonical confirmation</w:t>
+      </w:r>
+      <w:r>
+        <w:t xml:space="preserve"> </w:t>
+      </w:r>
+      <w:r>
+        <w:t xml:space="preserve">templates with</w:t>
+      </w:r>
+      <w:r>
+        <w:t xml:space="preserve"> </w:t>
+      </w:r>
+      <w:r>
+        <w:rPr>
+          <w:rStyle w:val="VerbatimChar"/>
+        </w:rPr>
+        <w:t xml:space="preserve">{name}</w:t>
+      </w:r>
+      <w:r>
+        <w:t xml:space="preserve"> </w:t>
+      </w:r>
+      <w:r>
+        <w:t xml:space="preserve">placeholders rendered in every toolset, and</w:t>
+      </w:r>
+      <w:r>
+        <w:t xml:space="preserve"> </w:t>
+      </w:r>
+      <w:r>
+        <w:rPr>
+          <w:rStyle w:val="VerbatimChar"/>
+        </w:rPr>
+        <w:t xml:space="preserve">to_canonical()</w:t>
+      </w:r>
+      <w:r>
+        <w:t xml:space="preserve"> </w:t>
+      </w:r>
+      <w:r>
+        <w:t xml:space="preserve">applied to</w:t>
+      </w:r>
+      <w:r>
+        <w:t xml:space="preserve"> </w:t>
+      </w:r>
+      <w:r>
+        <w:t xml:space="preserve">raw error bodies and to OpenAPI summaries shown by</w:t>
+      </w:r>
+      <w:r>
+        <w:t xml:space="preserve"> </w:t>
+      </w:r>
+      <w:r>
+        <w:rPr>
+          <w:rStyle w:val="VerbatimChar"/>
+        </w:rPr>
+        <w:t xml:space="preserve">discovery</w:t>
+      </w:r>
+      <w:r>
+        <w:t xml:space="preserve">. The spec-side work (DCT epic)</w:t>
+      </w:r>
+      <w:r>
+        <w:t xml:space="preserve"> </w:t>
+      </w:r>
+      <w:r>
+        <w:t xml:space="preserve">is unchanged by this.</w:t>
+      </w:r>
+    </w:p>
+    <w:p>
+      <w:pPr>
+        <w:pStyle w:val="BodyText"/>
+      </w:pPr>
+      <w:r>
+        <w:t xml:space="preserve">The net effect: the original</w:t>
+      </w:r>
+      <w:r>
+        <w:t xml:space="preserve"> </w:t>
+      </w:r>
+      <w:r>
+        <w:t xml:space="preserve">“~3 weeks, mostly editorial, in the MCP repo”</w:t>
+      </w:r>
+      <w:r>
+        <w:t xml:space="preserve"> </w:t>
+      </w:r>
+      <w:r>
+        <w:t xml:space="preserve">estimate is inverted.</w:t>
       </w:r>
       <w:r>
         <w:t xml:space="preserve"> </w:t>
@@ -3312,7 +3446,7 @@
         <w:t xml:space="preserve"> </w:t>
       </w:r>
       <w:r>
-        <w:t xml:space="preserve">must stay under SnakeYAML's</w:t>
+        <w:t xml:space="preserve">must stay under SnakeYAML’s</w:t>
       </w:r>
       <w:r>
         <w:t xml:space="preserve"> </w:t>
@@ -3360,7 +3494,7 @@
         <w:t xml:space="preserve"> </w:t>
       </w:r>
       <w:r>
-        <w:t xml:space="preserve">that the limit is SnakeYAML's own</w:t>
+        <w:t xml:space="preserve">that the limit is SnakeYAML’s own</w:t>
       </w:r>
       <w:r>
         <w:t xml:space="preserve"> </w:t>
@@ -3649,7 +3783,7 @@
           <w:i/>
           <w:iCs/>
         </w:rPr>
-        <w:t xml:space="preserve">"AI Assistant (GA) — Agent-Ready API Surface: Vocabulary &amp;</w:t>
+        <w:t xml:space="preserve">“AI Assistant (GA) — Agent-Ready API Surface: Vocabulary &amp;</w:t>
       </w:r>
       <w:r>
         <w:rPr>
@@ -3663,10 +3797,10 @@
           <w:i/>
           <w:iCs/>
         </w:rPr>
-        <w:t xml:space="preserve">Domain Model"</w:t>
-      </w:r>
-      <w:r>
-        <w:t xml:space="preserve">. Fold row 6's intent into it and update the GA page so rows 5 and 6 both reference</w:t>
+        <w:t xml:space="preserve">Domain Model”</w:t>
+      </w:r>
+      <w:r>
+        <w:t xml:space="preserve">. Fold row 6’s intent into it and update the GA page so rows 5 and 6 both reference</w:t>
       </w:r>
       <w:r>
         <w:t xml:space="preserve"> </w:t>
@@ -3693,23 +3827,22 @@
     <w:tbl>
       <w:tblPr>
         <w:tblStyle w:val="Table"/>
-        <w:tblW w:w="10080" w:type="dxa"/>
+        <w:tblW w:type="pct" w:w="5000"/>
+        <w:tblLayout w:type="fixed"/>
         <w:tblLook w:firstRow="1" w:lastRow="0" w:firstColumn="0" w:lastColumn="0" w:noHBand="0" w:noVBand="0" w:val="0020"/>
       </w:tblPr>
       <w:tblGrid>
-        <w:gridCol w:w="1872"/>
-        <w:gridCol w:w="4176"/>
-        <w:gridCol w:w="2736"/>
-        <w:gridCol w:w="1296"/>
+        <w:gridCol w:w="1616"/>
+        <w:gridCol w:w="3232"/>
+        <w:gridCol w:w="2101"/>
+        <w:gridCol w:w="969"/>
       </w:tblGrid>
       <w:tr>
         <w:trPr>
           <w:tblHeader w:val="on"/>
         </w:trPr>
         <w:tc>
-          <w:tcPr>
-            <w:tcW w:w="1872" w:type="dxa"/>
-          </w:tcPr>
+          <w:tcPr/>
           <w:p>
             <w:pPr>
               <w:pStyle w:val="Compact"/>
@@ -3720,9 +3853,7 @@
           </w:p>
         </w:tc>
         <w:tc>
-          <w:tcPr>
-            <w:tcW w:w="4176" w:type="dxa"/>
-          </w:tcPr>
+          <w:tcPr/>
           <w:p>
             <w:pPr>
               <w:pStyle w:val="Compact"/>
@@ -3733,9 +3864,7 @@
           </w:p>
         </w:tc>
         <w:tc>
-          <w:tcPr>
-            <w:tcW w:w="2736" w:type="dxa"/>
-          </w:tcPr>
+          <w:tcPr/>
           <w:p>
             <w:pPr>
               <w:pStyle w:val="Compact"/>
@@ -3746,9 +3875,7 @@
           </w:p>
         </w:tc>
         <w:tc>
-          <w:tcPr>
-            <w:tcW w:w="1296" w:type="dxa"/>
-          </w:tcPr>
+          <w:tcPr/>
           <w:p>
             <w:pPr>
               <w:pStyle w:val="Compact"/>
@@ -3761,9 +3888,7 @@
       </w:tr>
       <w:tr>
         <w:tc>
-          <w:tcPr>
-            <w:tcW w:w="1872" w:type="dxa"/>
-          </w:tcPr>
+          <w:tcPr/>
           <w:p>
             <w:pPr>
               <w:pStyle w:val="Compact"/>
@@ -3783,9 +3908,7 @@
           </w:p>
         </w:tc>
         <w:tc>
-          <w:tcPr>
-            <w:tcW w:w="4176" w:type="dxa"/>
-          </w:tcPr>
+          <w:tcPr/>
           <w:p>
             <w:pPr>
               <w:pStyle w:val="Compact"/>
@@ -3832,9 +3955,7 @@
           </w:p>
         </w:tc>
         <w:tc>
-          <w:tcPr>
-            <w:tcW w:w="2736" w:type="dxa"/>
-          </w:tcPr>
+          <w:tcPr/>
           <w:p>
             <w:pPr>
               <w:pStyle w:val="Compact"/>
@@ -3845,9 +3966,7 @@
           </w:p>
         </w:tc>
         <w:tc>
-          <w:tcPr>
-            <w:tcW w:w="1296" w:type="dxa"/>
-          </w:tcPr>
+          <w:tcPr/>
           <w:p>
             <w:pPr>
               <w:pStyle w:val="Compact"/>
@@ -3860,9 +3979,7 @@
       </w:tr>
       <w:tr>
         <w:tc>
-          <w:tcPr>
-            <w:tcW w:w="1872" w:type="dxa"/>
-          </w:tcPr>
+          <w:tcPr/>
           <w:p>
             <w:pPr>
               <w:pStyle w:val="Compact"/>
@@ -3882,9 +3999,7 @@
           </w:p>
         </w:tc>
         <w:tc>
-          <w:tcPr>
-            <w:tcW w:w="4176" w:type="dxa"/>
-          </w:tcPr>
+          <w:tcPr/>
           <w:p>
             <w:pPr>
               <w:pStyle w:val="Compact"/>
@@ -3922,9 +4037,7 @@
           </w:p>
         </w:tc>
         <w:tc>
-          <w:tcPr>
-            <w:tcW w:w="2736" w:type="dxa"/>
-          </w:tcPr>
+          <w:tcPr/>
           <w:p>
             <w:pPr>
               <w:pStyle w:val="Compact"/>
@@ -3935,9 +4048,7 @@
           </w:p>
         </w:tc>
         <w:tc>
-          <w:tcPr>
-            <w:tcW w:w="1296" w:type="dxa"/>
-          </w:tcPr>
+          <w:tcPr/>
           <w:p>
             <w:pPr>
               <w:pStyle w:val="Compact"/>
@@ -4055,19 +4166,19 @@
         <w:t xml:space="preserve"> </w:t>
       </w:r>
       <w:r>
-        <w:t xml:space="preserve">dSource deprecation direction,</w:t>
-      </w:r>
-      <w:r>
-        <w:t xml:space="preserve"> </w:t>
-      </w:r>
-      <w:r>
-        <w:t xml:space="preserve">connector vs. connection/subconnection timing, glossary hosting. Reviewers named in PPM-1129 are</w:t>
-      </w:r>
-      <w:r>
-        <w:t xml:space="preserve"> </w:t>
-      </w:r>
-      <w:r>
-        <w:t xml:space="preserve">Jake Smith and Brian Deverter.</w:t>
+        <w:t xml:space="preserve">connector vs. connection/subconnection</w:t>
+      </w:r>
+      <w:r>
+        <w:t xml:space="preserve"> </w:t>
+      </w:r>
+      <w:r>
+        <w:t xml:space="preserve">timing, glossary hosting. (dSource deprecation direction is resolved — see below.) Reviewers</w:t>
+      </w:r>
+      <w:r>
+        <w:t xml:space="preserve"> </w:t>
+      </w:r>
+      <w:r>
+        <w:t xml:space="preserve">named in PPM-1129 are Jake Smith and Brian Deverter.</w:t>
       </w:r>
     </w:p>
     <w:p>
@@ -4175,7 +4286,1037 @@
       </w:r>
     </w:p>
     <w:bookmarkEnd w:id="21"/>
-    <w:bookmarkStart w:id="22" w:name="open-questions-carried-forward"/>
+    <w:bookmarkStart w:id="22" w:name="Xbc1609052ed1295da6be1fbb224510d0366303a"/>
+    <w:p>
+      <w:pPr>
+        <w:pStyle w:val="Heading2"/>
+      </w:pPr>
+      <w:r>
+        <w:t xml:space="preserve">Release note: breaking tool and action renames (Lever 1)</w:t>
+      </w:r>
+    </w:p>
+    <w:p>
+      <w:pPr>
+        <w:pStyle w:val="FirstParagraph"/>
+      </w:pPr>
+      <w:r>
+        <w:rPr>
+          <w:b/>
+          <w:bCs/>
+        </w:rPr>
+        <w:t xml:space="preserve">Breaking change, no compatibility aliases.</w:t>
+      </w:r>
+      <w:r>
+        <w:t xml:space="preserve"> </w:t>
+      </w:r>
+      <w:r>
+        <w:t xml:space="preserve">Lever 1 renamed every persona-toolset tool and</w:t>
+      </w:r>
+      <w:r>
+        <w:t xml:space="preserve"> </w:t>
+      </w:r>
+      <w:r>
+        <w:t xml:space="preserve">action whose name carried retired terminology. The old names are gone – there are deliberately</w:t>
+      </w:r>
+      <w:r>
+        <w:t xml:space="preserve"> </w:t>
+      </w:r>
+      <w:r>
+        <w:t xml:space="preserve">no aliases, because an alias keeps the retired word in the surface the model reads. Anything</w:t>
+      </w:r>
+      <w:r>
+        <w:t xml:space="preserve"> </w:t>
+      </w:r>
+      <w:r>
+        <w:t xml:space="preserve">that calls these tools by name (scripts, saved prompts, agent configurations, tests against a</w:t>
+      </w:r>
+      <w:r>
+        <w:t xml:space="preserve"> </w:t>
+      </w:r>
+      <w:r>
+        <w:t xml:space="preserve">persona toolset) must be updated before upgrading. The underlying DCT API paths are unchanged,</w:t>
+      </w:r>
+      <w:r>
+        <w:t xml:space="preserve"> </w:t>
+      </w:r>
+      <w:r>
+        <w:t xml:space="preserve">and the default</w:t>
+      </w:r>
+      <w:r>
+        <w:t xml:space="preserve"> </w:t>
+      </w:r>
+      <w:r>
+        <w:rPr>
+          <w:rStyle w:val="VerbatimChar"/>
+        </w:rPr>
+        <w:t xml:space="preserve">dynamic</w:t>
+      </w:r>
+      <w:r>
+        <w:t xml:space="preserve"> </w:t>
+      </w:r>
+      <w:r>
+        <w:t xml:space="preserve">toolset (</w:t>
+      </w:r>
+      <w:r>
+        <w:rPr>
+          <w:rStyle w:val="VerbatimChar"/>
+        </w:rPr>
+        <w:t xml:space="preserve">discovery</w:t>
+      </w:r>
+      <w:r>
+        <w:t xml:space="preserve"> </w:t>
+      </w:r>
+      <w:r>
+        <w:t xml:space="preserve">/</w:t>
+      </w:r>
+      <w:r>
+        <w:t xml:space="preserve"> </w:t>
+      </w:r>
+      <w:r>
+        <w:rPr>
+          <w:rStyle w:val="VerbatimChar"/>
+        </w:rPr>
+        <w:t xml:space="preserve">execute</w:t>
+      </w:r>
+      <w:r>
+        <w:t xml:space="preserve">) is not affected.</w:t>
+      </w:r>
+    </w:p>
+    <w:tbl>
+      <w:tblPr>
+        <w:tblStyle w:val="Table"/>
+        <w:tblW w:type="pct" w:w="5000"/>
+        <w:tblLayout w:type="fixed"/>
+        <w:tblLook w:firstRow="1" w:lastRow="0" w:firstColumn="0" w:lastColumn="0" w:noHBand="0" w:noVBand="0" w:val="0020"/>
+      </w:tblPr>
+      <w:tblGrid>
+        <w:gridCol w:w="1980"/>
+        <w:gridCol w:w="1980"/>
+        <w:gridCol w:w="1980"/>
+        <w:gridCol w:w="1980"/>
+      </w:tblGrid>
+      <w:tr>
+        <w:trPr>
+          <w:tblHeader w:val="on"/>
+        </w:trPr>
+        <w:tc>
+          <w:tcPr/>
+          <w:p>
+            <w:pPr>
+              <w:pStyle w:val="Compact"/>
+            </w:pPr>
+            <w:r>
+              <w:t xml:space="preserve">Kind</w:t>
+            </w:r>
+          </w:p>
+        </w:tc>
+        <w:tc>
+          <w:tcPr/>
+          <w:p>
+            <w:pPr>
+              <w:pStyle w:val="Compact"/>
+            </w:pPr>
+            <w:r>
+              <w:t xml:space="preserve">Old name</w:t>
+            </w:r>
+          </w:p>
+        </w:tc>
+        <w:tc>
+          <w:tcPr/>
+          <w:p>
+            <w:pPr>
+              <w:pStyle w:val="Compact"/>
+            </w:pPr>
+            <w:r>
+              <w:t xml:space="preserve">New name</w:t>
+            </w:r>
+          </w:p>
+        </w:tc>
+        <w:tc>
+          <w:tcPr/>
+          <w:p>
+            <w:pPr>
+              <w:pStyle w:val="Compact"/>
+            </w:pPr>
+            <w:r>
+              <w:t xml:space="preserve">Toolsets</w:t>
+            </w:r>
+          </w:p>
+        </w:tc>
+      </w:tr>
+      <w:tr>
+        <w:tc>
+          <w:tcPr/>
+          <w:p>
+            <w:pPr>
+              <w:pStyle w:val="Compact"/>
+            </w:pPr>
+            <w:r>
+              <w:t xml:space="preserve">Tool</w:t>
+            </w:r>
+          </w:p>
+        </w:tc>
+        <w:tc>
+          <w:tcPr/>
+          <w:p>
+            <w:pPr>
+              <w:pStyle w:val="Compact"/>
+            </w:pPr>
+            <w:r>
+              <w:rPr>
+                <w:rStyle w:val="VerbatimChar"/>
+              </w:rPr>
+              <w:t xml:space="preserve">timeflow_tool</w:t>
+            </w:r>
+          </w:p>
+        </w:tc>
+        <w:tc>
+          <w:tcPr/>
+          <w:p>
+            <w:pPr>
+              <w:pStyle w:val="Compact"/>
+            </w:pPr>
+            <w:r>
+              <w:rPr>
+                <w:rStyle w:val="VerbatimChar"/>
+              </w:rPr>
+              <w:t xml:space="preserve">timeline_tool</w:t>
+            </w:r>
+          </w:p>
+        </w:tc>
+        <w:tc>
+          <w:tcPr/>
+          <w:p>
+            <w:pPr>
+              <w:pStyle w:val="Compact"/>
+            </w:pPr>
+            <w:r>
+              <w:t xml:space="preserve">continuous_data_admin, self_service, self_service_provision</w:t>
+            </w:r>
+          </w:p>
+        </w:tc>
+      </w:tr>
+      <w:tr>
+        <w:tc>
+          <w:tcPr/>
+          <w:p>
+            <w:pPr>
+              <w:pStyle w:val="Compact"/>
+            </w:pPr>
+            <w:r>
+              <w:t xml:space="preserve">Tool</w:t>
+            </w:r>
+          </w:p>
+        </w:tc>
+        <w:tc>
+          <w:tcPr/>
+          <w:p>
+            <w:pPr>
+              <w:pStyle w:val="Compact"/>
+            </w:pPr>
+            <w:r>
+              <w:rPr>
+                <w:rStyle w:val="VerbatimChar"/>
+              </w:rPr>
+              <w:t xml:space="preserve">toolkit_tool</w:t>
+            </w:r>
+          </w:p>
+        </w:tc>
+        <w:tc>
+          <w:tcPr/>
+          <w:p>
+            <w:pPr>
+              <w:pStyle w:val="Compact"/>
+            </w:pPr>
+            <w:r>
+              <w:rPr>
+                <w:rStyle w:val="VerbatimChar"/>
+              </w:rPr>
+              <w:t xml:space="preserve">connector_schema_tool</w:t>
+            </w:r>
+          </w:p>
+        </w:tc>
+        <w:tc>
+          <w:tcPr/>
+          <w:p>
+            <w:pPr>
+              <w:pStyle w:val="Compact"/>
+            </w:pPr>
+            <w:r>
+              <w:t xml:space="preserve">continuous_data_admin, platform_admin, self_service_provision</w:t>
+            </w:r>
+          </w:p>
+        </w:tc>
+      </w:tr>
+      <w:tr>
+        <w:tc>
+          <w:tcPr/>
+          <w:p>
+            <w:pPr>
+              <w:pStyle w:val="Compact"/>
+            </w:pPr>
+            <w:r>
+              <w:t xml:space="preserve">Tool</w:t>
+            </w:r>
+          </w:p>
+        </w:tc>
+        <w:tc>
+          <w:tcPr/>
+          <w:p>
+            <w:pPr>
+              <w:pStyle w:val="Compact"/>
+            </w:pPr>
+            <w:r>
+              <w:rPr>
+                <w:rStyle w:val="VerbatimChar"/>
+              </w:rPr>
+              <w:t xml:space="preserve">database_template_tool</w:t>
+            </w:r>
+          </w:p>
+        </w:tc>
+        <w:tc>
+          <w:tcPr/>
+          <w:p>
+            <w:pPr>
+              <w:pStyle w:val="Compact"/>
+            </w:pPr>
+            <w:r>
+              <w:rPr>
+                <w:rStyle w:val="VerbatimChar"/>
+              </w:rPr>
+              <w:t xml:space="preserve">vdb_template_tool</w:t>
+            </w:r>
+          </w:p>
+        </w:tc>
+        <w:tc>
+          <w:tcPr/>
+          <w:p>
+            <w:pPr>
+              <w:pStyle w:val="Compact"/>
+            </w:pPr>
+            <w:r>
+              <w:t xml:space="preserve">continuous_data_admin, reporting_insights, self_service_provision</w:t>
+            </w:r>
+          </w:p>
+        </w:tc>
+      </w:tr>
+      <w:tr>
+        <w:tc>
+          <w:tcPr/>
+          <w:p>
+            <w:pPr>
+              <w:pStyle w:val="Compact"/>
+            </w:pPr>
+            <w:r>
+              <w:t xml:space="preserve">Action (</w:t>
+            </w:r>
+            <w:r>
+              <w:rPr>
+                <w:rStyle w:val="VerbatimChar"/>
+              </w:rPr>
+              <w:t xml:space="preserve">connector_schema_tool</w:t>
+            </w:r>
+            <w:r>
+              <w:t xml:space="preserve">)</w:t>
+            </w:r>
+          </w:p>
+        </w:tc>
+        <w:tc>
+          <w:tcPr/>
+          <w:p>
+            <w:pPr>
+              <w:pStyle w:val="Compact"/>
+            </w:pPr>
+            <w:r>
+              <w:rPr>
+                <w:rStyle w:val="VerbatimChar"/>
+              </w:rPr>
+              <w:t xml:space="preserve">upload_toolkit</w:t>
+            </w:r>
+            <w:r>
+              <w:t xml:space="preserve"> </w:t>
+            </w:r>
+            <w:r>
+              <w:t xml:space="preserve">/</w:t>
+            </w:r>
+            <w:r>
+              <w:t xml:space="preserve"> </w:t>
+            </w:r>
+            <w:r>
+              <w:rPr>
+                <w:rStyle w:val="VerbatimChar"/>
+              </w:rPr>
+              <w:t xml:space="preserve">delete_toolkit</w:t>
+            </w:r>
+          </w:p>
+        </w:tc>
+        <w:tc>
+          <w:tcPr/>
+          <w:p>
+            <w:pPr>
+              <w:pStyle w:val="Compact"/>
+            </w:pPr>
+            <w:r>
+              <w:rPr>
+                <w:rStyle w:val="VerbatimChar"/>
+              </w:rPr>
+              <w:t xml:space="preserve">upload_connector_schema</w:t>
+            </w:r>
+            <w:r>
+              <w:t xml:space="preserve"> </w:t>
+            </w:r>
+            <w:r>
+              <w:t xml:space="preserve">/</w:t>
+            </w:r>
+            <w:r>
+              <w:t xml:space="preserve"> </w:t>
+            </w:r>
+            <w:r>
+              <w:rPr>
+                <w:rStyle w:val="VerbatimChar"/>
+              </w:rPr>
+              <w:t xml:space="preserve">delete_connector_schema</w:t>
+            </w:r>
+          </w:p>
+        </w:tc>
+        <w:tc>
+          <w:tcPr/>
+          <w:p>
+            <w:pPr>
+              <w:pStyle w:val="Compact"/>
+            </w:pPr>
+            <w:r>
+              <w:t xml:space="preserve">continuous_data_admin, platform_admin</w:t>
+            </w:r>
+          </w:p>
+        </w:tc>
+      </w:tr>
+      <w:tr>
+        <w:tc>
+          <w:tcPr/>
+          <w:p>
+            <w:pPr>
+              <w:pStyle w:val="Compact"/>
+            </w:pPr>
+            <w:r>
+              <w:t xml:space="preserve">Action (</w:t>
+            </w:r>
+            <w:r>
+              <w:rPr>
+                <w:rStyle w:val="VerbatimChar"/>
+              </w:rPr>
+              <w:t xml:space="preserve">data_tool</w:t>
+            </w:r>
+            <w:r>
+              <w:t xml:space="preserve">)</w:t>
+            </w:r>
+          </w:p>
+        </w:tc>
+        <w:tc>
+          <w:tcPr/>
+          <w:p>
+            <w:pPr>
+              <w:pStyle w:val="Compact"/>
+            </w:pPr>
+            <w:r>
+              <w:rPr>
+                <w:rStyle w:val="VerbatimChar"/>
+              </w:rPr>
+              <w:t xml:space="preserve">dsource_link_appdata</w:t>
+            </w:r>
+          </w:p>
+        </w:tc>
+        <w:tc>
+          <w:tcPr/>
+          <w:p>
+            <w:pPr>
+              <w:pStyle w:val="Compact"/>
+            </w:pPr>
+            <w:r>
+              <w:rPr>
+                <w:rStyle w:val="VerbatimChar"/>
+              </w:rPr>
+              <w:t xml:space="preserve">dsource_link_connector</w:t>
+            </w:r>
+          </w:p>
+        </w:tc>
+        <w:tc>
+          <w:tcPr/>
+          <w:p>
+            <w:pPr>
+              <w:pStyle w:val="Compact"/>
+            </w:pPr>
+            <w:r>
+              <w:t xml:space="preserve">continuous_data_admin</w:t>
+            </w:r>
+          </w:p>
+        </w:tc>
+      </w:tr>
+      <w:tr>
+        <w:tc>
+          <w:tcPr/>
+          <w:p>
+            <w:pPr>
+              <w:pStyle w:val="Compact"/>
+            </w:pPr>
+            <w:r>
+              <w:t xml:space="preserve">Action (</w:t>
+            </w:r>
+            <w:r>
+              <w:rPr>
+                <w:rStyle w:val="VerbatimChar"/>
+              </w:rPr>
+              <w:t xml:space="preserve">data_tool</w:t>
+            </w:r>
+            <w:r>
+              <w:t xml:space="preserve">)</w:t>
+            </w:r>
+          </w:p>
+        </w:tc>
+        <w:tc>
+          <w:tcPr/>
+          <w:p>
+            <w:pPr>
+              <w:pStyle w:val="Compact"/>
+            </w:pPr>
+            <w:r>
+              <w:rPr>
+                <w:rStyle w:val="VerbatimChar"/>
+              </w:rPr>
+              <w:t xml:space="preserve">dsource_link_appdata_defaults</w:t>
+            </w:r>
+          </w:p>
+        </w:tc>
+        <w:tc>
+          <w:tcPr/>
+          <w:p>
+            <w:pPr>
+              <w:pStyle w:val="Compact"/>
+            </w:pPr>
+            <w:r>
+              <w:rPr>
+                <w:rStyle w:val="VerbatimChar"/>
+              </w:rPr>
+              <w:t xml:space="preserve">dsource_link_connector_defaults</w:t>
+            </w:r>
+          </w:p>
+        </w:tc>
+        <w:tc>
+          <w:tcPr/>
+          <w:p>
+            <w:pPr>
+              <w:pStyle w:val="Compact"/>
+            </w:pPr>
+            <w:r>
+              <w:t xml:space="preserve">continuous_data_admin</w:t>
+            </w:r>
+          </w:p>
+        </w:tc>
+      </w:tr>
+      <w:tr>
+        <w:tc>
+          <w:tcPr/>
+          <w:p>
+            <w:pPr>
+              <w:pStyle w:val="Compact"/>
+            </w:pPr>
+            <w:r>
+              <w:t xml:space="preserve">Action (</w:t>
+            </w:r>
+            <w:r>
+              <w:rPr>
+                <w:rStyle w:val="VerbatimChar"/>
+              </w:rPr>
+              <w:t xml:space="preserve">data_tool</w:t>
+            </w:r>
+            <w:r>
+              <w:t xml:space="preserve">)</w:t>
+            </w:r>
+          </w:p>
+        </w:tc>
+        <w:tc>
+          <w:tcPr/>
+          <w:p>
+            <w:pPr>
+              <w:pStyle w:val="Compact"/>
+            </w:pPr>
+            <w:r>
+              <w:rPr>
+                <w:rStyle w:val="VerbatimChar"/>
+              </w:rPr>
+              <w:t xml:space="preserve">update_appdata_dsource</w:t>
+            </w:r>
+          </w:p>
+        </w:tc>
+        <w:tc>
+          <w:tcPr/>
+          <w:p>
+            <w:pPr>
+              <w:pStyle w:val="Compact"/>
+            </w:pPr>
+            <w:r>
+              <w:rPr>
+                <w:rStyle w:val="VerbatimChar"/>
+              </w:rPr>
+              <w:t xml:space="preserve">update_connector_dsource</w:t>
+            </w:r>
+          </w:p>
+        </w:tc>
+        <w:tc>
+          <w:tcPr/>
+          <w:p>
+            <w:pPr>
+              <w:pStyle w:val="Compact"/>
+            </w:pPr>
+            <w:r>
+              <w:t xml:space="preserve">continuous_data_admin</w:t>
+            </w:r>
+          </w:p>
+        </w:tc>
+      </w:tr>
+      <w:tr>
+        <w:tc>
+          <w:tcPr/>
+          <w:p>
+            <w:pPr>
+              <w:pStyle w:val="Compact"/>
+            </w:pPr>
+            <w:r>
+              <w:t xml:space="preserve">Action (</w:t>
+            </w:r>
+            <w:r>
+              <w:rPr>
+                <w:rStyle w:val="VerbatimChar"/>
+              </w:rPr>
+              <w:t xml:space="preserve">data_tool</w:t>
+            </w:r>
+            <w:r>
+              <w:t xml:space="preserve">)</w:t>
+            </w:r>
+          </w:p>
+        </w:tc>
+        <w:tc>
+          <w:tcPr/>
+          <w:p>
+            <w:pPr>
+              <w:pStyle w:val="Compact"/>
+            </w:pPr>
+            <w:r>
+              <w:rPr>
+                <w:rStyle w:val="VerbatimChar"/>
+              </w:rPr>
+              <w:t xml:space="preserve">switch_vdb_timeflow</w:t>
+            </w:r>
+          </w:p>
+        </w:tc>
+        <w:tc>
+          <w:tcPr/>
+          <w:p>
+            <w:pPr>
+              <w:pStyle w:val="Compact"/>
+            </w:pPr>
+            <w:r>
+              <w:rPr>
+                <w:rStyle w:val="VerbatimChar"/>
+              </w:rPr>
+              <w:t xml:space="preserve">switch_vdb_timeline</w:t>
+            </w:r>
+          </w:p>
+        </w:tc>
+        <w:tc>
+          <w:tcPr/>
+          <w:p>
+            <w:pPr>
+              <w:pStyle w:val="Compact"/>
+            </w:pPr>
+            <w:r>
+              <w:t xml:space="preserve">continuous_data_admin</w:t>
+            </w:r>
+          </w:p>
+        </w:tc>
+      </w:tr>
+      <w:tr>
+        <w:tc>
+          <w:tcPr/>
+          <w:p>
+            <w:pPr>
+              <w:pStyle w:val="Compact"/>
+            </w:pPr>
+            <w:r>
+              <w:t xml:space="preserve">Action (</w:t>
+            </w:r>
+            <w:r>
+              <w:rPr>
+                <w:rStyle w:val="VerbatimChar"/>
+              </w:rPr>
+              <w:t xml:space="preserve">vdb_tool</w:t>
+            </w:r>
+            <w:r>
+              <w:t xml:space="preserve">)</w:t>
+            </w:r>
+          </w:p>
+        </w:tc>
+        <w:tc>
+          <w:tcPr/>
+          <w:p>
+            <w:pPr>
+              <w:pStyle w:val="Compact"/>
+            </w:pPr>
+            <w:r>
+              <w:rPr>
+                <w:rStyle w:val="VerbatimChar"/>
+              </w:rPr>
+              <w:t xml:space="preserve">switch_timeflow</w:t>
+            </w:r>
+          </w:p>
+        </w:tc>
+        <w:tc>
+          <w:tcPr/>
+          <w:p>
+            <w:pPr>
+              <w:pStyle w:val="Compact"/>
+            </w:pPr>
+            <w:r>
+              <w:rPr>
+                <w:rStyle w:val="VerbatimChar"/>
+              </w:rPr>
+              <w:t xml:space="preserve">switch_timeline</w:t>
+            </w:r>
+          </w:p>
+        </w:tc>
+        <w:tc>
+          <w:tcPr/>
+          <w:p>
+            <w:pPr>
+              <w:pStyle w:val="Compact"/>
+            </w:pPr>
+            <w:r>
+              <w:t xml:space="preserve">self_service_provision</w:t>
+            </w:r>
+          </w:p>
+        </w:tc>
+      </w:tr>
+      <w:tr>
+        <w:tc>
+          <w:tcPr/>
+          <w:p>
+            <w:pPr>
+              <w:pStyle w:val="Compact"/>
+            </w:pPr>
+            <w:r>
+              <w:t xml:space="preserve">Action (</w:t>
+            </w:r>
+            <w:r>
+              <w:rPr>
+                <w:rStyle w:val="VerbatimChar"/>
+              </w:rPr>
+              <w:t xml:space="preserve">environment_source_tool</w:t>
+            </w:r>
+            <w:r>
+              <w:t xml:space="preserve">)</w:t>
+            </w:r>
+          </w:p>
+        </w:tc>
+        <w:tc>
+          <w:tcPr/>
+          <w:p>
+            <w:pPr>
+              <w:pStyle w:val="Compact"/>
+            </w:pPr>
+            <w:r>
+              <w:rPr>
+                <w:rStyle w:val="VerbatimChar"/>
+              </w:rPr>
+              <w:t xml:space="preserve">create_appdata_source</w:t>
+            </w:r>
+            <w:r>
+              <w:t xml:space="preserve"> </w:t>
+            </w:r>
+            <w:r>
+              <w:t xml:space="preserve">/</w:t>
+            </w:r>
+            <w:r>
+              <w:t xml:space="preserve"> </w:t>
+            </w:r>
+            <w:r>
+              <w:rPr>
+                <w:rStyle w:val="VerbatimChar"/>
+              </w:rPr>
+              <w:t xml:space="preserve">update_appdata_source</w:t>
+            </w:r>
+          </w:p>
+        </w:tc>
+        <w:tc>
+          <w:tcPr/>
+          <w:p>
+            <w:pPr>
+              <w:pStyle w:val="Compact"/>
+            </w:pPr>
+            <w:r>
+              <w:rPr>
+                <w:rStyle w:val="VerbatimChar"/>
+              </w:rPr>
+              <w:t xml:space="preserve">create_connector_source</w:t>
+            </w:r>
+            <w:r>
+              <w:t xml:space="preserve"> </w:t>
+            </w:r>
+            <w:r>
+              <w:t xml:space="preserve">/</w:t>
+            </w:r>
+            <w:r>
+              <w:t xml:space="preserve"> </w:t>
+            </w:r>
+            <w:r>
+              <w:rPr>
+                <w:rStyle w:val="VerbatimChar"/>
+              </w:rPr>
+              <w:t xml:space="preserve">update_connector_source</w:t>
+            </w:r>
+          </w:p>
+        </w:tc>
+        <w:tc>
+          <w:tcPr/>
+          <w:p>
+            <w:pPr>
+              <w:pStyle w:val="Compact"/>
+            </w:pPr>
+            <w:r>
+              <w:t xml:space="preserve">continuous_data_admin</w:t>
+            </w:r>
+          </w:p>
+        </w:tc>
+      </w:tr>
+      <w:tr>
+        <w:tc>
+          <w:tcPr/>
+          <w:p>
+            <w:pPr>
+              <w:pStyle w:val="Compact"/>
+            </w:pPr>
+            <w:r>
+              <w:t xml:space="preserve">Action (</w:t>
+            </w:r>
+            <w:r>
+              <w:rPr>
+                <w:rStyle w:val="VerbatimChar"/>
+              </w:rPr>
+              <w:t xml:space="preserve">snapshot_bookmark_tool</w:t>
+            </w:r>
+            <w:r>
+              <w:t xml:space="preserve">)</w:t>
+            </w:r>
+          </w:p>
+        </w:tc>
+        <w:tc>
+          <w:tcPr/>
+          <w:p>
+            <w:pPr>
+              <w:pStyle w:val="Compact"/>
+            </w:pPr>
+            <w:r>
+              <w:rPr>
+                <w:rStyle w:val="VerbatimChar"/>
+              </w:rPr>
+              <w:t xml:space="preserve">get_snapshot_timeflow_range</w:t>
+            </w:r>
+          </w:p>
+        </w:tc>
+        <w:tc>
+          <w:tcPr/>
+          <w:p>
+            <w:pPr>
+              <w:pStyle w:val="Compact"/>
+            </w:pPr>
+            <w:r>
+              <w:rPr>
+                <w:rStyle w:val="VerbatimChar"/>
+              </w:rPr>
+              <w:t xml:space="preserve">get_snapshot_timeline_range</w:t>
+            </w:r>
+          </w:p>
+        </w:tc>
+        <w:tc>
+          <w:tcPr/>
+          <w:p>
+            <w:pPr>
+              <w:pStyle w:val="Compact"/>
+            </w:pPr>
+            <w:r>
+              <w:t xml:space="preserve">continuous_data_admin, reporting_insights</w:t>
+            </w:r>
+          </w:p>
+        </w:tc>
+      </w:tr>
+      <w:tr>
+        <w:tc>
+          <w:tcPr/>
+          <w:p>
+            <w:pPr>
+              <w:pStyle w:val="Compact"/>
+            </w:pPr>
+            <w:r>
+              <w:t xml:space="preserve">Action (</w:t>
+            </w:r>
+            <w:r>
+              <w:rPr>
+                <w:rStyle w:val="VerbatimChar"/>
+              </w:rPr>
+              <w:t xml:space="preserve">snapshot_tool</w:t>
+            </w:r>
+            <w:r>
+              <w:t xml:space="preserve">)</w:t>
+            </w:r>
+          </w:p>
+        </w:tc>
+        <w:tc>
+          <w:tcPr/>
+          <w:p>
+            <w:pPr>
+              <w:pStyle w:val="Compact"/>
+            </w:pPr>
+            <w:r>
+              <w:rPr>
+                <w:rStyle w:val="VerbatimChar"/>
+              </w:rPr>
+              <w:t xml:space="preserve">get_timeflow_range</w:t>
+            </w:r>
+          </w:p>
+        </w:tc>
+        <w:tc>
+          <w:tcPr/>
+          <w:p>
+            <w:pPr>
+              <w:pStyle w:val="Compact"/>
+            </w:pPr>
+            <w:r>
+              <w:rPr>
+                <w:rStyle w:val="VerbatimChar"/>
+              </w:rPr>
+              <w:t xml:space="preserve">get_timeline_range</w:t>
+            </w:r>
+          </w:p>
+        </w:tc>
+        <w:tc>
+          <w:tcPr/>
+          <w:p>
+            <w:pPr>
+              <w:pStyle w:val="Compact"/>
+            </w:pPr>
+            <w:r>
+              <w:t xml:space="preserve">self_service (and self_service_provision, which inherits it)</w:t>
+            </w:r>
+          </w:p>
+        </w:tc>
+      </w:tr>
+      <w:tr>
+        <w:tc>
+          <w:tcPr/>
+          <w:p>
+            <w:pPr>
+              <w:pStyle w:val="Compact"/>
+            </w:pPr>
+            <w:r>
+              <w:t xml:space="preserve">Action (</w:t>
+            </w:r>
+            <w:r>
+              <w:rPr>
+                <w:rStyle w:val="VerbatimChar"/>
+              </w:rPr>
+              <w:t xml:space="preserve">diagnostic_tool</w:t>
+            </w:r>
+            <w:r>
+              <w:t xml:space="preserve">)</w:t>
+            </w:r>
+          </w:p>
+        </w:tc>
+        <w:tc>
+          <w:tcPr/>
+          <w:p>
+            <w:pPr>
+              <w:pStyle w:val="Compact"/>
+            </w:pPr>
+            <w:r>
+              <w:rPr>
+                <w:rStyle w:val="VerbatimChar"/>
+              </w:rPr>
+              <w:t xml:space="preserve">check_database_connectivity</w:t>
+            </w:r>
+          </w:p>
+        </w:tc>
+        <w:tc>
+          <w:tcPr/>
+          <w:p>
+            <w:pPr>
+              <w:pStyle w:val="Compact"/>
+            </w:pPr>
+            <w:r>
+              <w:rPr>
+                <w:rStyle w:val="VerbatimChar"/>
+              </w:rPr>
+              <w:t xml:space="preserve">check_connectivity</w:t>
+            </w:r>
+          </w:p>
+        </w:tc>
+        <w:tc>
+          <w:tcPr/>
+          <w:p>
+            <w:pPr>
+              <w:pStyle w:val="Compact"/>
+            </w:pPr>
+            <w:r>
+              <w:t xml:space="preserve">continuous_data_admin, platform_admin</w:t>
+            </w:r>
+          </w:p>
+        </w:tc>
+      </w:tr>
+    </w:tbl>
+    <w:p>
+      <w:pPr>
+        <w:pStyle w:val="BodyText"/>
+      </w:pPr>
+      <w:r>
+        <w:t xml:space="preserve">Also user-visible, not breaking: pre-built tools now report a DCT API failure as an MCP error</w:t>
+      </w:r>
+      <w:r>
+        <w:t xml:space="preserve"> </w:t>
+      </w:r>
+      <w:r>
+        <w:t xml:space="preserve">(</w:t>
+      </w:r>
+      <w:r>
+        <w:rPr>
+          <w:rStyle w:val="VerbatimChar"/>
+        </w:rPr>
+        <w:t xml:space="preserve">isError: true</w:t>
+      </w:r>
+      <w:r>
+        <w:t xml:space="preserve">) whose text is the raw upstream message, followed by a</w:t>
+      </w:r>
+      <w:r>
+        <w:t xml:space="preserve"> </w:t>
+      </w:r>
+      <w:r>
+        <w:rPr>
+          <w:rStyle w:val="VerbatimChar"/>
+        </w:rPr>
+        <w:t xml:space="preserve">message_for_user:</w:t>
+      </w:r>
+      <w:r>
+        <w:t xml:space="preserve"> </w:t>
+      </w:r>
+      <w:r>
+        <w:t xml:space="preserve">line</w:t>
+      </w:r>
+      <w:r>
+        <w:t xml:space="preserve"> </w:t>
+      </w:r>
+      <w:r>
+        <w:t xml:space="preserve">in canonical vocabulary when translation changed it.</w:t>
+      </w:r>
+    </w:p>
+    <w:bookmarkEnd w:id="22"/>
+    <w:bookmarkStart w:id="23" w:name="open-questions-carried-forward"/>
     <w:p>
       <w:pPr>
         <w:pStyle w:val="Heading2"/>
@@ -4203,7 +5344,7 @@
         <w:t xml:space="preserve"> </w:t>
       </w:r>
       <w:r>
-        <w:t xml:space="preserve">Glossary v1.2 (30 canonical terms, ~168 synonym rows,</w:t>
+        <w:t xml:space="preserve">Glossary v1.2 (32 canonical-term rows, 169 synonym rows,</w:t>
       </w:r>
       <w:r>
         <w:t xml:space="preserve"> </w:t>
@@ -4274,7 +5415,7 @@
           <w:b/>
           <w:bCs/>
         </w:rPr>
-        <w:t xml:space="preserve">dSource deprecation direction.</w:t>
+        <w:t xml:space="preserve">dSource deprecation direction — resolved.</w:t>
       </w:r>
       <w:r>
         <w:t xml:space="preserve"> </w:t>
@@ -4299,7 +5440,25 @@
         <w:t xml:space="preserve">dSource</w:t>
       </w:r>
       <w:r>
-        <w:t xml:space="preserve">; Glossary v1.2 retains it because no clean replacement exists.</w:t>
+        <w:t xml:space="preserve">; Glossary v1.2 retains it because no clean replacement exists. Product</w:t>
+      </w:r>
+      <w:r>
+        <w:t xml:space="preserve"> </w:t>
+      </w:r>
+      <w:r>
+        <w:t xml:space="preserve">has confirmed (PPM-1129, 2026-10-12): deprecation is deferred to a future initiative, and dSource</w:t>
+      </w:r>
+      <w:r>
+        <w:t xml:space="preserve"> </w:t>
+      </w:r>
+      <w:r>
+        <w:t xml:space="preserve">stays canonical for this PPM. No code change was required — the vocabulary layer already treats</w:t>
+      </w:r>
+      <w:r>
+        <w:t xml:space="preserve"> </w:t>
+      </w:r>
+      <w:r>
+        <w:t xml:space="preserve">dSource as canonical throughout.</w:t>
       </w:r>
     </w:p>
     <w:p>
@@ -4315,7 +5474,7 @@
           <w:b/>
           <w:bCs/>
         </w:rPr>
-        <w:t xml:space="preserve">Connector vs. connection/subconnection.</w:t>
+        <w:t xml:space="preserve">Connector vs. connection/subconnection.</w:t>
       </w:r>
       <w:r>
         <w:t xml:space="preserve"> </w:t>
@@ -4353,19 +5512,103 @@
           <w:b/>
           <w:bCs/>
         </w:rPr>
-        <w:t xml:space="preserve">Raw API error translation layer.</w:t>
-      </w:r>
-      <w:r>
-        <w:t xml:space="preserve"> </w:t>
-      </w:r>
-      <w:r>
-        <w:t xml:space="preserve">Which layer should catch engine error messages containing</w:t>
-      </w:r>
-      <w:r>
-        <w:t xml:space="preserve"> </w:t>
-      </w:r>
-      <w:r>
-        <w:t xml:space="preserve">implementation terminology. Needs engineering input; sits in the MCP-side epic.</w:t>
+        <w:t xml:space="preserve">Raw API error translation layer — resolved.</w:t>
+      </w:r>
+      <w:r>
+        <w:t xml:space="preserve"> </w:t>
+      </w:r>
+      <w:r>
+        <w:rPr>
+          <w:rStyle w:val="VerbatimChar"/>
+        </w:rPr>
+        <w:t xml:space="preserve">tools/core/vocabulary.py:to_canonical()</w:t>
+      </w:r>
+      <w:r>
+        <w:t xml:space="preserve">,</w:t>
+      </w:r>
+      <w:r>
+        <w:t xml:space="preserve"> </w:t>
+      </w:r>
+      <w:r>
+        <w:t xml:space="preserve">driven by</w:t>
+      </w:r>
+      <w:r>
+        <w:t xml:space="preserve"> </w:t>
+      </w:r>
+      <w:r>
+        <w:rPr>
+          <w:rStyle w:val="VerbatimChar"/>
+        </w:rPr>
+        <w:t xml:space="preserve">config/mappings/vocabulary.txt</w:t>
+      </w:r>
+      <w:r>
+        <w:t xml:space="preserve">, translates raw DCT/engine error bodies in both the</w:t>
+      </w:r>
+      <w:r>
+        <w:t xml:space="preserve"> </w:t>
+      </w:r>
+      <w:r>
+        <w:t xml:space="preserve">dynamic</w:t>
+      </w:r>
+      <w:r>
+        <w:t xml:space="preserve"> </w:t>
+      </w:r>
+      <w:r>
+        <w:rPr>
+          <w:rStyle w:val="VerbatimChar"/>
+        </w:rPr>
+        <w:t xml:space="preserve">execute</w:t>
+      </w:r>
+      <w:r>
+        <w:t xml:space="preserve"> </w:t>
+      </w:r>
+      <w:r>
+        <w:t xml:space="preserve">tool and the pre-built tools (</w:t>
+      </w:r>
+      <w:r>
+        <w:rPr>
+          <w:rStyle w:val="VerbatimChar"/>
+        </w:rPr>
+        <w:t xml:space="preserve">core/decorators.py</w:t>
+      </w:r>
+      <w:r>
+        <w:t xml:space="preserve">), additively as</w:t>
+      </w:r>
+      <w:r>
+        <w:t xml:space="preserve"> </w:t>
+      </w:r>
+      <w:r>
+        <w:rPr>
+          <w:rStyle w:val="VerbatimChar"/>
+        </w:rPr>
+        <w:t xml:space="preserve">message_for_user</w:t>
+      </w:r>
+      <w:r>
+        <w:t xml:space="preserve">. It never rewrites paths, URLs or IDs, and skips words with an unrelated</w:t>
+      </w:r>
+      <w:r>
+        <w:t xml:space="preserve"> </w:t>
+      </w:r>
+      <w:r>
+        <w:t xml:space="preserve">meaning (Oracle</w:t>
+      </w:r>
+      <w:r>
+        <w:t xml:space="preserve"> </w:t>
+      </w:r>
+      <w:r>
+        <w:t xml:space="preserve">“container database”</w:t>
+      </w:r>
+      <w:r>
+        <w:t xml:space="preserve">,</w:t>
+      </w:r>
+      <w:r>
+        <w:t xml:space="preserve"> </w:t>
+      </w:r>
+      <w:r>
+        <w:t xml:space="preserve">“VDB inventory report”</w:t>
+      </w:r>
+      <w:r>
+        <w:t xml:space="preserve">).</w:t>
       </w:r>
     </w:p>
     <w:p>
@@ -4381,7 +5624,7 @@
           <w:b/>
           <w:bCs/>
         </w:rPr>
-        <w:t xml:space="preserve">Terminology not yet applied by the prototype.</w:t>
+        <w:t xml:space="preserve">Terminology not yet applied by the prototype — since applied.</w:t>
       </w:r>
       <w:r>
         <w:t xml:space="preserve"> </w:t>
@@ -4408,25 +5651,82 @@
         <w:t xml:space="preserve">timeline</w:t>
       </w:r>
       <w:r>
-        <w:t xml:space="preserve">; VDB Group ↔</w:t>
-      </w:r>
-      <w:r>
-        <w:t xml:space="preserve"> </w:t>
-      </w:r>
-      <w:r>
-        <w:t xml:space="preserve">"container"; environment/host/machine synonyms; hiding the AppData vs. native connector split;</w:t>
-      </w:r>
-      <w:r>
-        <w:t xml:space="preserve"> </w:t>
-      </w:r>
-      <w:r>
-        <w:t xml:space="preserve">unqualified "engine" vs. DCT. These are PPM-1129's headline items and remain to be reconciled</w:t>
-      </w:r>
-      <w:r>
-        <w:t xml:space="preserve"> </w:t>
-      </w:r>
-      <w:r>
-        <w:t xml:space="preserve">against Glossary v1.2 — the prototype's terms were derived from the codebase, not the spreadsheet.</w:t>
+        <w:t xml:space="preserve">;</w:t>
+      </w:r>
+      <w:r>
+        <w:t xml:space="preserve"> </w:t>
+      </w:r>
+      <w:r>
+        <w:t xml:space="preserve">VDB Group ↔</w:t>
+      </w:r>
+      <w:r>
+        <w:t xml:space="preserve"> </w:t>
+      </w:r>
+      <w:r>
+        <w:t xml:space="preserve">“container”</w:t>
+      </w:r>
+      <w:r>
+        <w:t xml:space="preserve">; environment/host/machine synonyms; hiding the AppData vs. native</w:t>
+      </w:r>
+      <w:r>
+        <w:t xml:space="preserve"> </w:t>
+      </w:r>
+      <w:r>
+        <w:t xml:space="preserve">connector split; unqualified</w:t>
+      </w:r>
+      <w:r>
+        <w:t xml:space="preserve"> </w:t>
+      </w:r>
+      <w:r>
+        <w:t xml:space="preserve">“engine”</w:t>
+      </w:r>
+      <w:r>
+        <w:t xml:space="preserve"> </w:t>
+      </w:r>
+      <w:r>
+        <w:t xml:space="preserve">vs. DCT. These were PPM-1129’s headline items; they have</w:t>
+      </w:r>
+      <w:r>
+        <w:t xml:space="preserve"> </w:t>
+      </w:r>
+      <w:r>
+        <w:t xml:space="preserve">since been reconciled against the real Glossary v1.2 and applied in</w:t>
+      </w:r>
+      <w:r>
+        <w:t xml:space="preserve"> </w:t>
+      </w:r>
+      <w:r>
+        <w:rPr>
+          <w:rStyle w:val="VerbatimChar"/>
+        </w:rPr>
+        <w:t xml:space="preserve">server_instructions.md</w:t>
+      </w:r>
+      <w:r>
+        <w:t xml:space="preserve">,</w:t>
+      </w:r>
+      <w:r>
+        <w:t xml:space="preserve"> </w:t>
+      </w:r>
+      <w:r>
+        <w:rPr>
+          <w:rStyle w:val="VerbatimChar"/>
+        </w:rPr>
+        <w:t xml:space="preserve">vocabulary.txt</w:t>
+      </w:r>
+      <w:r>
+        <w:t xml:space="preserve">,</w:t>
+      </w:r>
+      <w:r>
+        <w:t xml:space="preserve"> </w:t>
+      </w:r>
+      <w:r>
+        <w:rPr>
+          <w:rStyle w:val="VerbatimChar"/>
+        </w:rPr>
+        <w:t xml:space="preserve">manual_confirmation.txt</w:t>
+      </w:r>
+      <w:r>
+        <w:t xml:space="preserve">, and the toolset/tool names and docstrings.</w:t>
       </w:r>
     </w:p>
     <w:p>
@@ -4436,8 +5736,8 @@
         </w:pict>
       </w:r>
     </w:p>
-    <w:bookmarkEnd w:id="22"/>
-    <w:bookmarkStart w:id="23" w:name="explicitly-out-of-scope"/>
+    <w:bookmarkEnd w:id="23"/>
+    <w:bookmarkStart w:id="24" w:name="explicitly-out-of-scope"/>
     <w:p>
       <w:pPr>
         <w:pStyle w:val="Heading2"/>
@@ -4539,7 +5839,19 @@
         </w:numPr>
       </w:pPr>
       <w:r>
-        <w:t xml:space="preserve">The post-GA "Guidance for AI Agents" documentation page — revisit once 3–6 months of real agent</w:t>
+        <w:t xml:space="preserve">The post-GA</w:t>
+      </w:r>
+      <w:r>
+        <w:t xml:space="preserve"> </w:t>
+      </w:r>
+      <w:r>
+        <w:t xml:space="preserve">“Guidance for AI Agents”</w:t>
+      </w:r>
+      <w:r>
+        <w:t xml:space="preserve"> </w:t>
+      </w:r>
+      <w:r>
+        <w:t xml:space="preserve">documentation page — revisit once 3–6 months of real agent</w:t>
       </w:r>
       <w:r>
         <w:t xml:space="preserve"> </w:t>
@@ -4555,8 +5867,8 @@
         </w:pict>
       </w:r>
     </w:p>
-    <w:bookmarkEnd w:id="23"/>
-    <w:bookmarkStart w:id="24" w:name="sources"/>
+    <w:bookmarkEnd w:id="24"/>
+    <w:bookmarkStart w:id="25" w:name="sources"/>
     <w:p>
       <w:pPr>
         <w:pStyle w:val="Heading2"/>
@@ -4727,11 +6039,9 @@
         <w:t xml:space="preserve">pyproject.toml</w:t>
       </w:r>
     </w:p>
-    <w:bookmarkEnd w:id="24"/>
     <w:bookmarkEnd w:id="25"/>
+    <w:bookmarkEnd w:id="26"/>
     <w:sectPr>
-      <w:pgSz w:h="15840" w:w="12240"/>
-      <w:pgMar w:bottom="1080" w:footer="720" w:gutter="0" w:header="720" w:left="1080" w:right="1080" w:top="1080"/>
       <w:footnotePr>
         <w:numRestart w:val="eachSect"/>
       </w:footnotePr>
